--- a/dist/downloads/CD1_chuyen_de_1.docx
+++ b/dist/downloads/CD1_chuyen_de_1.docx
@@ -6524,7 +6524,31 @@
         <w:t xml:space="preserve">mở rộng có điều kiện</w:t>
       </w:r>
       <w:r>
-        <w:t xml:space="preserve">: tương tác DAI×FSTS² dương mạnh (β = 3,119, p = 0,005), Tier 1+2 là đòn bẩy.</w:t>
+        <w:t xml:space="preserve">: tương tác DAI×</w:t>
+      </w:r>
+      <m:oMath>
+        <m:sSup>
+          <m:e>
+            <m:r>
+              <m:rPr>
+                <m:nor/>
+                <m:sty m:val="p"/>
+              </m:rPr>
+              <m:t>FSTS</m:t>
+            </m:r>
+          </m:e>
+          <m:sup>
+            <m:r>
+              <m:t>2</m:t>
+            </m:r>
+          </m:sup>
+        </m:sSup>
+      </m:oMath>
+      <w:r>
+        <w:t xml:space="preserve"> </w:t>
+      </w:r>
+      <w:r>
+        <w:t xml:space="preserve">dương mạnh (β = 3,119, p = 0,005), Tier 1+2 là đòn bẩy.</w:t>
       </w:r>
     </w:p>
     <w:p>
@@ -15099,7 +15123,57 @@
         <w:t xml:space="preserve"> </w:t>
       </w:r>
       <w:r>
-        <w:t xml:space="preserve">của nhóm Advanced đổi mới sáng tạo dẫn dắt. Theo nghiên cứu Singapore (Mar, Đỗ &amp; Phan, 2026, MIR under review): R² hiệu chỉnh = 0,196; tương tác FSTS² × DAI = 3,119 (p = 0,005); điểm uốn ~88,6%.</w:t>
+        <w:t xml:space="preserve">của nhóm Advanced đổi mới sáng tạo dẫn dắt. Theo nghiên cứu Singapore (Mar, Đỗ &amp; Phan, 2026, MIR under review):</w:t>
+      </w:r>
+      <w:r>
+        <w:t xml:space="preserve"> </w:t>
+      </w:r>
+      <m:oMath>
+        <m:sSup>
+          <m:e>
+            <m:r>
+              <m:t>R</m:t>
+            </m:r>
+          </m:e>
+          <m:sup>
+            <m:r>
+              <m:t>2</m:t>
+            </m:r>
+          </m:sup>
+        </m:sSup>
+      </m:oMath>
+      <w:r>
+        <w:t xml:space="preserve"> </w:t>
+      </w:r>
+      <w:r>
+        <w:t xml:space="preserve">hiệu chỉnh = 0,196; tương tác</w:t>
+      </w:r>
+      <w:r>
+        <w:t xml:space="preserve"> </w:t>
+      </w:r>
+      <m:oMath>
+        <m:sSup>
+          <m:e>
+            <m:r>
+              <m:rPr>
+                <m:nor/>
+                <m:sty m:val="p"/>
+              </m:rPr>
+              <m:t>FSTS</m:t>
+            </m:r>
+          </m:e>
+          <m:sup>
+            <m:r>
+              <m:t>2</m:t>
+            </m:r>
+          </m:sup>
+        </m:sSup>
+      </m:oMath>
+      <w:r>
+        <w:t xml:space="preserve"> </w:t>
+      </w:r>
+      <w:r>
+        <w:t xml:space="preserve">× DAI = 3,119 (p = 0,005); điểm uốn ~88,6%.</w:t>
       </w:r>
     </w:p>
     <w:p>
@@ -17894,7 +17968,31 @@
         <w:t xml:space="preserve"> </w:t>
       </w:r>
       <w:r>
-        <w:t xml:space="preserve">(năm 5+): Phần bù năng suất. Bằng chứng: Trung Quốc R&amp;D 39,4% (Tier-2 mature); FSTS²×DAI = +3,119 (p = 0,005) tại Singapore, DAI khuếch đại quan hệ quốc tế hóa – hiệu quả tại doanh nghiệp FSTS cao.</w:t>
+        <w:t xml:space="preserve">(năm 5+): Phần bù năng suất. Bằng chứng: Trung Quốc R&amp;D 39,4% (Tier-2 mature);</w:t>
+      </w:r>
+      <w:r>
+        <w:t xml:space="preserve"> </w:t>
+      </w:r>
+      <m:oMath>
+        <m:sSup>
+          <m:e>
+            <m:r>
+              <m:rPr>
+                <m:nor/>
+                <m:sty m:val="p"/>
+              </m:rPr>
+              <m:t>FSTS</m:t>
+            </m:r>
+          </m:e>
+          <m:sup>
+            <m:r>
+              <m:t>2</m:t>
+            </m:r>
+          </m:sup>
+        </m:sSup>
+      </m:oMath>
+      <w:r>
+        <w:t xml:space="preserve">×DAI = +3,119 (p = 0,005) tại Singapore, DAI khuếch đại quan hệ quốc tế hóa – hiệu quả tại doanh nghiệp FSTS cao.</w:t>
       </w:r>
     </w:p>
     <w:p>
@@ -18409,7 +18507,31 @@
         <w:t xml:space="preserve">(3) Giao diện Đổi mới-Hiệu suất Nâng cao (AIPI)</w:t>
       </w:r>
       <w:r>
-        <w:t xml:space="preserve">: FSTS²×DAI = +3,119 tại Singapore gợi ý cơ chế mới, tại FSTS cao, doanh nghiệp cần DAI như</w:t>
+        <w:t xml:space="preserve">:</w:t>
+      </w:r>
+      <w:r>
+        <w:t xml:space="preserve"> </w:t>
+      </w:r>
+      <m:oMath>
+        <m:sSup>
+          <m:e>
+            <m:r>
+              <m:rPr>
+                <m:nor/>
+                <m:sty m:val="p"/>
+              </m:rPr>
+              <m:t>FSTS</m:t>
+            </m:r>
+          </m:e>
+          <m:sup>
+            <m:r>
+              <m:t>2</m:t>
+            </m:r>
+          </m:sup>
+        </m:sSup>
+      </m:oMath>
+      <w:r>
+        <w:t xml:space="preserve">×DAI = +3,119 tại Singapore gợi ý cơ chế mới, tại FSTS cao, doanh nghiệp cần DAI như</w:t>
       </w:r>
       <w:r>
         <w:t xml:space="preserve"> </w:t>

--- a/dist/downloads/CD1_chuyen_de_1.docx
+++ b/dist/downloads/CD1_chuyen_de_1.docx
@@ -202,7 +202,7 @@
         <w:pStyle w:val="FirstParagraph"/>
       </w:pPr>
       <w:r>
-        <w:t xml:space="preserve">Chuyên đề này thực hiện phân tích mô tả – chẩn đoán thực trạng hiệu quả hoạt động kinh doanh của doanh nghiệp ở</w:t>
+        <w:t xml:space="preserve">Chuyên đề này thực hiện phân tích mô tả - chẩn đoán thực trạng hiệu quả hoạt động kinh doanh của doanh nghiệp ở</w:t>
       </w:r>
       <w:r>
         <w:t xml:space="preserve"> </w:t>
@@ -228,7 +228,7 @@
           <w:bCs/>
           <w:b/>
         </w:rPr>
-        <w:t xml:space="preserve">2009–2025</w:t>
+        <w:t xml:space="preserve">2009-2025</w:t>
       </w:r>
       <w:r>
         <w:t xml:space="preserve">, mở rộng so sánh với các quốc đảo nhỏ đang phát triển (SIDS) Thái Bình Dương như trường hợp biên. Cơ sở dữ liệu là tổng hợp dữ liệu vi mô gồm</w:t>
@@ -271,7 +271,7 @@
         <w:pStyle w:val="BodyText"/>
       </w:pPr>
       <w:r>
-        <w:t xml:space="preserve">Phương pháp chủ đạo là thống kê mô tả đa chiều, kết hợp đồ thị, bảng so sánh xuyên quốc gia – xuyên ngành và phân tích hai biến. Hiệu quả hoạt động kinh doanh được tiếp cận theo bốn chiều: năng suất lao động, lợi nhuận và biên lợi nhuận, tăng trưởng, đổi mới sáng tạo và cấu trúc doanh nghiệp.</w:t>
+        <w:t xml:space="preserve">Phương pháp chủ đạo là thống kê mô tả đa chiều, kết hợp đồ thị, bảng so sánh xuyên quốc gia - xuyên ngành và phân tích hai biến. Hiệu quả hoạt động kinh doanh được tiếp cận theo bốn chiều: năng suất lao động, lợi nhuận và biên lợi nhuận, tăng trưởng, đổi mới sáng tạo và cấu trúc doanh nghiệp.</w:t>
       </w:r>
     </w:p>
     <w:p>
@@ -292,7 +292,7 @@
         <w:t xml:space="preserve">phân tán lớn và không hội tụ</w:t>
       </w:r>
       <w:r>
-        <w:t xml:space="preserve">. Bảy tiểu cảnh điển hình tồn tại đồng thời (Singapore – Vùng Vịnh Saudi/Qatar/Kuwait – Việt Nam – Trung Quốc – Emerging Asia – Mongolia – SIDS Thái Bình Dương) với điểm mạnh hiệu quả khác nhau. Chuyên đề phát hiện</w:t>
+        <w:t xml:space="preserve">. Bảy tiểu cảnh điển hình tồn tại đồng thời (Singapore - Vùng Vịnh Saudi/Qatar/Kuwait - Việt Nam - Trung Quốc - Emerging Asia - Mongolia - SIDS Thái Bình Dương) với điểm mạnh hiệu quả khác nhau. Chuyên đề phát hiện</w:t>
       </w:r>
       <w:r>
         <w:t xml:space="preserve"> </w:t>
@@ -390,7 +390,7 @@
           <w:bCs/>
           <w:b/>
         </w:rPr>
-        <w:t xml:space="preserve">2009–2025</w:t>
+        <w:t xml:space="preserve">2009-2025</w:t>
       </w:r>
       <w:r>
         <w:t xml:space="preserve">, with comparative extension to Pacific SIDS as a boundary case. The microdata pool contains</w:t>
@@ -433,7 +433,7 @@
         <w:pStyle w:val="BodyText"/>
       </w:pPr>
       <w:r>
-        <w:t xml:space="preserve">Adopting multidimensional descriptive statistics, charts, cross-country–cross-industry comparison tables and bivariate analyses, the study examines firm performance along four axes: labor productivity, profitability and margins, growth, and innovation and structural composition. Findings indicate substantial and persistent dispersion in firm performance across Asian economies with no convergence pattern; six salient archetypes (Singapore, Saudi/Qatar/Kuwait, Vietnam, China, broader Emerging Asia, Mongolia, primary scope) plus Pacific SIDS as boundary case coexist with distinct performance strengths; bivariate correlations vary in sign and magnitude across regimes, suggesting nonlinear and moderation models. The essay identifies a sub-grouping of the Advanced regime (innovation- vs resource-driven) within primary Asian scope and confirms the forced internationalization penalty pattern in 7 Pacific SIDS boundary case.</w:t>
+        <w:t xml:space="preserve">Adopting multidimensional descriptive statistics, charts, cross-country-cross-industry comparison tables and bivariate analyses, the study examines firm performance along four axes: labor productivity, profitability and margins, growth, and innovation and structural composition. Findings indicate substantial and persistent dispersion in firm performance across Asian economies with no convergence pattern; six salient archetypes (Singapore, Saudi/Qatar/Kuwait, Vietnam, China, broader Emerging Asia, Mongolia, primary scope) plus Pacific SIDS as boundary case coexist with distinct performance strengths; bivariate correlations vary in sign and magnitude across regimes, suggesting nonlinear and moderation models. The essay identifies a sub-grouping of the Advanced regime (innovation- vs resource-driven) within primary Asian scope and confirms the forced internationalization penalty pattern in 7 Pacific SIDS boundary case.</w:t>
       </w:r>
     </w:p>
     <w:p>
@@ -705,7 +705,7 @@
         <w:pStyle w:val="Compact"/>
       </w:pPr>
       <w:r>
-        <w:t xml:space="preserve">2.3.6 Biến thiên theo thời gian (2009–2025)</w:t>
+        <w:t xml:space="preserve">2.3.6 Biến thiên theo thời gian (2009-2025)</w:t>
       </w:r>
     </w:p>
     <w:p>
@@ -1241,7 +1241,7 @@
               <w:jc w:val="left"/>
             </w:pPr>
             <w:r>
-              <w:t xml:space="preserve">Thay đổi theo thời gian, Δ điểm phần trăm 2018–2025 so với 2009–2012</w:t>
+              <w:t xml:space="preserve">Thay đổi theo thời gian, Δ điểm phần trăm 2018-2025 so với 2009-2012</w:t>
             </w:r>
           </w:p>
         </w:tc>
@@ -1355,7 +1355,7 @@
               <w:jc w:val="left"/>
             </w:pPr>
             <w:r>
-              <w:t xml:space="preserve">Phân nhóm con Emerging, số liệu tổng hợp 2009–2025</w:t>
+              <w:t xml:space="preserve">Phân nhóm con Emerging, số liệu tổng hợp 2009-2025</w:t>
             </w:r>
           </w:p>
         </w:tc>
@@ -1616,7 +1616,7 @@
               <w:jc w:val="left"/>
             </w:pPr>
             <w:r>
-              <w:t xml:space="preserve">Phân bố mẫu 101.185 doanh nghiệp xuyên 17 năm (2009–2025) theo 3 thế hệ schema WBES</w:t>
+              <w:t xml:space="preserve">Phân bố mẫu 101.185 doanh nghiệp xuyên 17 năm (2009-2025) theo 3 thế hệ schema WBES</w:t>
             </w:r>
           </w:p>
         </w:tc>
@@ -1730,7 +1730,7 @@
               <w:jc w:val="left"/>
             </w:pPr>
             <w:r>
-              <w:t xml:space="preserve">Slope chart 2009–2012 vs 2018–2025 (Δ điểm phần trăm 5 chỉ số)</w:t>
+              <w:t xml:space="preserve">Slope chart 2009-2012 vs 2018-2025 (Δ điểm phần trăm 5 chỉ số)</w:t>
             </w:r>
           </w:p>
         </w:tc>
@@ -1844,7 +1844,7 @@
               <w:jc w:val="left"/>
             </w:pPr>
             <w:r>
-              <w:t xml:space="preserve">Mongolia: Evolution 2009–2025 (4 đợt khảo sát WBES)</w:t>
+              <w:t xml:space="preserve">Mongolia: Evolution 2009-2025 (4 đợt khảo sát WBES)</w:t>
             </w:r>
           </w:p>
         </w:tc>
@@ -3435,19 +3435,19 @@
               <w:jc w:val="left"/>
             </w:pPr>
             <w:r>
-              <w:t xml:space="preserve">WBES 2009–2012 schema</w:t>
-            </w:r>
-          </w:p>
-        </w:tc>
-        <w:tc>
-          <w:tcPr/>
-          <w:p>
-            <w:pPr>
-              <w:pStyle w:val="Compact"/>
-              <w:jc w:val="left"/>
-            </w:pPr>
-            <w:r>
-              <w:t xml:space="preserve">Thế hệ bảng hỏi WBES 2009–2012</w:t>
+              <w:t xml:space="preserve">WBES 2009-2012 schema</w:t>
+            </w:r>
+          </w:p>
+        </w:tc>
+        <w:tc>
+          <w:tcPr/>
+          <w:p>
+            <w:pPr>
+              <w:pStyle w:val="Compact"/>
+              <w:jc w:val="left"/>
+            </w:pPr>
+            <w:r>
+              <w:t xml:space="preserve">Thế hệ bảng hỏi WBES 2009-2012</w:t>
             </w:r>
           </w:p>
         </w:tc>
@@ -3940,7 +3940,7 @@
         <w:pStyle w:val="FirstParagraph"/>
       </w:pPr>
       <w:r>
-        <w:t xml:space="preserve">Khu vực châu Á đã trở thành động lực tăng trưởng của kinh tế thế giới trong gần hai thập niên qua. Theo Asian Development Bank (ADB, 2024), châu Á đóng góp khoảng 60% tăng trưởng GDP toàn cầu giai đoạn 2010–2023, với tổng quy mô kinh tế chiếm xấp xỉ 40% GDP toàn cầu (World Bank, 2024). Bên trong khu vực, hiệu quả hoạt động của doanh nghiệp, đơn vị tế bào của nền kinh tế, là yếu tố quyết định mức độ chuyển hoá tăng trưởng quốc gia thành thịnh vượng và năng lực cạnh tranh dài hạn (Cusolito &amp; Maloney, 2018). Do đó, một đánh giá thực trạng đủ rộng và đủ sâu về hiệu quả hoạt động của doanh nghiệp châu Á không chỉ mang giá trị mô tả, mà còn là tiền đề cho cả việc xây dựng lý thuyết lẫn thiết kế chính sách.</w:t>
+        <w:t xml:space="preserve">Khu vực châu Á đã trở thành động lực tăng trưởng của kinh tế thế giới trong gần hai thập niên qua. Theo Asian Development Bank (ADB, 2024), châu Á đóng góp khoảng 60% tăng trưởng GDP toàn cầu giai đoạn 2010-2023, với tổng quy mô kinh tế chiếm xấp xỉ 40% GDP toàn cầu (World Bank, 2024). Bên trong khu vực, hiệu quả hoạt động của doanh nghiệp, đơn vị tế bào của nền kinh tế, là yếu tố quyết định mức độ chuyển hoá tăng trưởng quốc gia thành thịnh vượng và năng lực cạnh tranh dài hạn (Cusolito &amp; Maloney, 2018). Do đó, một đánh giá thực trạng đủ rộng và đủ sâu về hiệu quả hoạt động của doanh nghiệp châu Á không chỉ mang giá trị mô tả, mà còn là tiền đề cho cả việc xây dựng lý thuyết lẫn thiết kế chính sách.</w:t>
       </w:r>
     </w:p>
     <w:p>
@@ -3948,7 +3948,7 @@
         <w:pStyle w:val="BodyText"/>
       </w:pPr>
       <w:r>
-        <w:t xml:space="preserve">Bức tranh hiệu quả doanh nghiệp châu Á 2009–2025 được định hình bởi</w:t>
+        <w:t xml:space="preserve">Bức tranh hiệu quả doanh nghiệp châu Á 2009-2025 được định hình bởi</w:t>
       </w:r>
       <w:r>
         <w:t xml:space="preserve"> </w:t>
@@ -3961,17 +3961,17 @@
         <w:t xml:space="preserve">bảy lớp bối cảnh đan xen</w:t>
       </w:r>
       <w:r>
-        <w:t xml:space="preserve">. Bốn lớp đầu gồm: hậu khủng hoảng tài chính toàn cầu 2008–2009; tái cấu trúc chuỗi giá trị toàn cầu sau chiến tranh thương mại Mỹ–Trung 2018 (UNCTAD, 2023); đại dịch COVID-19 2020–2022 (World Bank, 2023); và làn sóng chuyển đổi số tăng tốc từ 2018 (Verhoef et al., 2021; Banalieva &amp; Dhanaraj, 2019). Lớp thứ năm là</w:t>
-      </w:r>
-      <w:r>
-        <w:t xml:space="preserve"> </w:t>
-      </w:r>
-      <w:r>
-        <w:rPr>
-          <w:bCs/>
-          <w:b/>
-        </w:rPr>
-        <w:t xml:space="preserve">giai đoạn AI bùng nổ và củng cố hậu COVID 2023–2025</w:t>
+        <w:t xml:space="preserve">. Bốn lớp đầu gồm: hậu khủng hoảng tài chính toàn cầu 2008-2009; tái cấu trúc chuỗi giá trị toàn cầu sau chiến tranh thương mại Mỹ-Trung 2018 (UNCTAD, 2023); đại dịch COVID-19 2020-2022 (World Bank, 2023); và làn sóng chuyển đổi số tăng tốc từ 2018 (Verhoef et al., 2021; Banalieva &amp; Dhanaraj, 2019). Lớp thứ năm là</w:t>
+      </w:r>
+      <w:r>
+        <w:t xml:space="preserve"> </w:t>
+      </w:r>
+      <w:r>
+        <w:rPr>
+          <w:bCs/>
+          <w:b/>
+        </w:rPr>
+        <w:t xml:space="preserve">giai đoạn AI bùng nổ và củng cố hậu COVID 2023-2025</w:t>
       </w:r>
       <w:r>
         <w:t xml:space="preserve"> </w:t>
@@ -4011,7 +4011,7 @@
         <w:pStyle w:val="BodyText"/>
       </w:pPr>
       <w:r>
-        <w:t xml:space="preserve">Trong bối cảnh đó, hệ thống thông tin về hiệu quả doanh nghiệp châu Á còn phân mảnh. World Bank Enterprise Surveys (WBES) là cơ sở dữ liệu vi mô tin cậy nhất hiện có (World Bank Enterprise Surveys, 2025). Đỗ và Phan (2026, VEFR) đã mở rộng phạm vi WBES đến 17 nền kinh tế châu Á mới nổi với ~40.633 doanh nghiệp. Tuy nhiên, vẫn còn ít tổng hợp xuyên 47 nền kinh tế trên giai đoạn dài 2009–2025. Chuyên đề này lấp khoảng trống thực tiễn đó bằng cách tổng hợp dữ liệu</w:t>
+        <w:t xml:space="preserve">Trong bối cảnh đó, hệ thống thông tin về hiệu quả doanh nghiệp châu Á còn phân mảnh. World Bank Enterprise Surveys (WBES) là cơ sở dữ liệu vi mô tin cậy nhất hiện có (World Bank Enterprise Surveys, 2025). Đỗ và Phan (2026, VEFR) đã mở rộng phạm vi WBES đến 17 nền kinh tế châu Á mới nổi với ~40.633 doanh nghiệp. Tuy nhiên, vẫn còn ít tổng hợp xuyên 47 nền kinh tế trên giai đoạn dài 2009-2025. Chuyên đề này lấp khoảng trống thực tiễn đó bằng cách tổng hợp dữ liệu</w:t>
       </w:r>
       <w:r>
         <w:t xml:space="preserve"> </w:t>
@@ -4123,7 +4123,7 @@
           <w:bCs/>
           <w:b/>
         </w:rPr>
-        <w:t xml:space="preserve">2009–2025</w:t>
+        <w:t xml:space="preserve">2009-2025</w:t>
       </w:r>
       <w:r>
         <w:t xml:space="preserve">.</w:t>
@@ -4394,13 +4394,13 @@
           <w:bCs/>
           <w:b/>
         </w:rPr>
-        <w:t xml:space="preserve">2009–2025</w:t>
-      </w:r>
-      <w:r>
-        <w:t xml:space="preserve"> </w:t>
-      </w:r>
-      <w:r>
-        <w:t xml:space="preserve">(16 năm × 14 mốc khảo sát). Ba thế hệ schema WBES: PICS3 (2009–2012, n=14.335), Standardized (2013–2017, n=25.046), BREADY/BEE/EAP Core (2018–2025, n=61.804).</w:t>
+        <w:t xml:space="preserve">2009-2025</w:t>
+      </w:r>
+      <w:r>
+        <w:t xml:space="preserve"> </w:t>
+      </w:r>
+      <w:r>
+        <w:t xml:space="preserve">(16 năm × 14 mốc khảo sát). Ba thế hệ schema WBES: PICS3 (2009-2012, n=14.335), Standardized (2013-2017, n=25.046), BREADY/BEE/EAP Core (2018-2025, n=61.804).</w:t>
       </w:r>
     </w:p>
     <w:bookmarkEnd w:id="29"/>
@@ -4493,7 +4493,7 @@
         <w:t xml:space="preserve">(5) Không tách biệt tác động COVID-19 khỏi tác động áp dụng số</w:t>
       </w:r>
       <w:r>
-        <w:t xml:space="preserve">: Bộ câu hỏi BREADY 2018–2025 bao gồm giai đoạn gián đoạn COVID (2020–2022) và tăng tốc AI (2023+). Kết quả từ BREADY 2025 nên được giải thích là</w:t>
+        <w:t xml:space="preserve">: Bộ câu hỏi BREADY 2018-2025 bao gồm giai đoạn gián đoạn COVID (2020-2022) và tăng tốc AI (2023+). Kết quả từ BREADY 2025 nên được giải thích là</w:t>
       </w:r>
       <w:r>
         <w:t xml:space="preserve"> </w:t>
@@ -4584,7 +4584,7 @@
         <w:t xml:space="preserve"> </w:t>
       </w:r>
       <w:r>
-        <w:t xml:space="preserve">cho hiệu quả doanh nghiệp châu Á 2009–2025, phạm vi rộng nhất trong các nghiên cứu kinh doanh quốc tế hiện hành (Wu et al., 2022 dừng ở 2020; Arte &amp; Larimo, 2022 dừng ở 2019).</w:t>
+        <w:t xml:space="preserve">cho hiệu quả doanh nghiệp châu Á 2009-2025, phạm vi rộng nhất trong các nghiên cứu kinh doanh quốc tế hiện hành (Wu et al., 2022 dừng ở 2020; Arte &amp; Larimo, 2022 dừng ở 2019).</w:t>
       </w:r>
     </w:p>
     <w:p>
@@ -4643,7 +4643,7 @@
         <w:t xml:space="preserve"> </w:t>
       </w:r>
       <w:r>
-        <w:t xml:space="preserve">ở Frontier và Emerging châu Á 2018–2025, mở rộng pattern từ 17 nước lên 47 nước. Phân tách Tier-1 (website nhị phân, đã bão hòa ở Advanced) và Tier-2 (tổng hợp đa thành phần, đang phát triển ở Emerging/Frontier).</w:t>
+        <w:t xml:space="preserve">ở Frontier và Emerging châu Á 2018-2025, mở rộng pattern từ 17 nước lên 47 nước. Phân tách Tier-1 (website nhị phân, đã bão hòa ở Advanced) và Tier-2 (tổng hợp đa thành phần, đang phát triển ở Emerging/Frontier).</w:t>
       </w:r>
     </w:p>
     <w:p>
@@ -4734,7 +4734,7 @@
           <w:bCs/>
           <w:b/>
         </w:rPr>
-        <w:t xml:space="preserve">mô tả – chẩn đoán</w:t>
+        <w:t xml:space="preserve">mô tả - chẩn đoán</w:t>
       </w:r>
       <w:r>
         <w:t xml:space="preserve">, không thiết lập mô hình hồi quy đa biến để kiểm định nhân quả. Phương pháp kết hợp ba kỹ thuật: (a) thống kê mô tả đa biến (trung vị, trung bình, độ phân tán, kurtosis) theo phân nhóm thể chế và theo ngành; (b) trực quan hóa dữ liệu (heatmap, kernel density, spider chart, scatter plot, 7 hình); (c) phân tích hai biến.</w:t>
@@ -4765,7 +4765,7 @@
         <w:t xml:space="preserve">101.185 doanh nghiệp</w:t>
       </w:r>
       <w:r>
-        <w:t xml:space="preserve">, 47 nền kinh tế, 108 cặp quốc gia × năm, 14 sóng khảo sát, 2009–2025.</w:t>
+        <w:t xml:space="preserve">, 47 nền kinh tế, 108 cặp quốc gia × năm, 14 sóng khảo sát, 2009-2025.</w:t>
       </w:r>
     </w:p>
     <w:p>
@@ -4894,7 +4894,7 @@
         <w:t xml:space="preserve">Biến DAI (Digital Adoption Index)</w:t>
       </w:r>
       <w:r>
-        <w:t xml:space="preserve">: Spec 1 (toàn bộ 2009–2025): website nhị phân (c22b/e8),</w:t>
+        <w:t xml:space="preserve">: Spec 1 (toàn bộ 2009-2025): website nhị phân (c22b/e8),</w:t>
       </w:r>
       <w:r>
         <w:t xml:space="preserve"> </w:t>
@@ -4935,7 +4935,7 @@
         <w:t xml:space="preserve">Hài hòa hóa xuyên ba thế hệ schema</w:t>
       </w:r>
       <w:r>
-        <w:t xml:space="preserve">: World Bank Enterprise Surveys trải qua ba thế hệ schema trong giai đoạn nghiên cứu. Thế hệ 1, PICS3/MENA-WBES (2009–2012, n=14.171): bảng hỏi PICS3 cho khu vực Đông Nam Á và Trung Á. Thế hệ 2, Standardized (2013–2017, n=24.564): áp dụng đồng nhất xuyên toàn cầu từ 2013. Thế hệ 3, BREADY/BEE/EAP Core (2018–2025, n=62.450): tích hợp thanh toán điện tử, điện toán đám mây, ngân hàng di động vào các module bổ sung, gây</w:t>
+        <w:t xml:space="preserve">: World Bank Enterprise Surveys trải qua ba thế hệ schema trong giai đoạn nghiên cứu. Thế hệ 1, PICS3/MENA-WBES (2009-2012, n=14.171): bảng hỏi PICS3 cho khu vực Đông Nam Á và Trung Á. Thế hệ 2, Standardized (2013-2017, n=24.564): áp dụng đồng nhất xuyên toàn cầu từ 2013. Thế hệ 3, BREADY/BEE/EAP Core (2018-2025, n=62.450): tích hợp thanh toán điện tử, điện toán đám mây, ngân hàng di động vào các module bổ sung, gây</w:t>
       </w:r>
       <w:r>
         <w:t xml:space="preserve"> </w:t>
@@ -5303,13 +5303,13 @@
       </w:r>
     </w:p>
     <w:bookmarkEnd w:id="35"/>
-    <w:bookmarkStart w:id="36" w:name="X8ad5236bf72b29f6383edeb4ee3559473689f28"/>
+    <w:bookmarkStart w:id="36" w:name="X2c7f585e09b8fb059a51dfbd43e18e81f2f412a"/>
     <w:p>
       <w:pPr>
         <w:pStyle w:val="Heading4"/>
       </w:pPr>
       <w:r>
-        <w:t xml:space="preserve">2.3.1.3 Năm meta-analysis lớn về quan hệ quốc tế hóa – hiệu quả (1980–2024)</w:t>
+        <w:t xml:space="preserve">2.3.1.3 Năm meta-analysis lớn về quan hệ quốc tế hóa - hiệu quả (1980-2024)</w:t>
       </w:r>
     </w:p>
     <w:p>
@@ -5317,7 +5317,7 @@
         <w:pStyle w:val="FirstParagraph"/>
       </w:pPr>
       <w:r>
-        <w:t xml:space="preserve">Quan hệ quốc tế hóa – hiệu quả là một trong những dòng nghiên cứu tích lũy nhiều nhất trong lý thuyết kinh doanh quốc tế. Năm meta-analysis lớn cung cấp nền tảng thực nghiệm:</w:t>
+        <w:t xml:space="preserve">Quan hệ quốc tế hóa - hiệu quả là một trong những dòng nghiên cứu tích lũy nhiều nhất trong lý thuyết kinh doanh quốc tế. Năm meta-analysis lớn cung cấp nền tảng thực nghiệm:</w:t>
       </w:r>
     </w:p>
     <w:p>
@@ -5348,7 +5348,7 @@
         <w:t xml:space="preserve"> </w:t>
       </w:r>
       <w:r>
-        <w:t xml:space="preserve">giai đoạn 1980–2005. Hệ số tương quan trung bình r=0,045, tích cực nhưng nhỏ. Phát hiện chính: đo lường quốc tế hóa và hiệu quả rất không đồng nhất giữa các nghiên cứu, hạn chế khả năng so sánh. Khoảng trống: ít nghiên cứu châu Á mới nổi.</w:t>
+        <w:t xml:space="preserve">giai đoạn 1980-2005. Hệ số tương quan trung bình r=0,045, tích cực nhưng nhỏ. Phát hiện chính: đo lường quốc tế hóa và hiệu quả rất không đồng nhất giữa các nghiên cứu, hạn chế khả năng so sánh. Khoảng trống: ít nghiên cứu châu Á mới nổi.</w:t>
       </w:r>
     </w:p>
     <w:p>
@@ -5379,7 +5379,7 @@
         <w:t xml:space="preserve"> </w:t>
       </w:r>
       <w:r>
-        <w:t xml:space="preserve">với phân tích điều tiết meta-analytic. Phát hiện: quan hệ quốc tế hóa – hiệu quả dương và có ý nghĩa thống kê; nhưng bị điều tiết bởi loại doanh nghiệp, phương thức đo lường, bối cảnh quốc gia. Quan trọng: các doanh nghiệp châu Á và các nền kinh tế mới nổi biểu hiện pattern khác biệt so với doanh nghiệp OECD.</w:t>
+        <w:t xml:space="preserve">với phân tích điều tiết meta-analytic. Phát hiện: quan hệ quốc tế hóa - hiệu quả dương và có ý nghĩa thống kê; nhưng bị điều tiết bởi loại doanh nghiệp, phương thức đo lường, bối cảnh quốc gia. Quan trọng: các doanh nghiệp châu Á và các nền kinh tế mới nổi biểu hiện pattern khác biệt so với doanh nghiệp OECD.</w:t>
       </w:r>
     </w:p>
     <w:p>
@@ -5394,7 +5394,7 @@
         <w:t xml:space="preserve">(3) Marano et al. (2016)</w:t>
       </w:r>
       <w:r>
-        <w:t xml:space="preserve">: Tập trung vào thể chế hóa nghiên cứu quốc tế hóa – hiệu quả. Phát hiện: chất lượng thể chế nước chủ nhà là biến điều tiết quan trọng nhất, giải thích phần lớn phương sai không giải thích được trong các meta-analysis trước. Đặt nền tảng cho khung ICRV trong chuyên đề này.</w:t>
+        <w:t xml:space="preserve">: Tập trung vào thể chế hóa nghiên cứu quốc tế hóa - hiệu quả. Phát hiện: chất lượng thể chế nước chủ nhà là biến điều tiết quan trọng nhất, giải thích phần lớn phương sai không giải thích được trong các meta-analysis trước. Đặt nền tảng cho khung ICRV trong chuyên đề này.</w:t>
       </w:r>
     </w:p>
     <w:p>
@@ -5437,7 +5437,7 @@
         <w:t xml:space="preserve">doanh nghiệp đa quốc gia mới nổi châu Á</w:t>
       </w:r>
       <w:r>
-        <w:t xml:space="preserve">. Phát hiện: quan hệ quốc tế hóa – hiệu quả ở doanh nghiệp mới nổi châu Á có hình dạng U ngược rõ nét hơn so với doanh nghiệp OECD; điểm uốn thường nằm trong phạm vi 30–50% FSTS.</w:t>
+        <w:t xml:space="preserve">. Phát hiện: quan hệ quốc tế hóa - hiệu quả ở doanh nghiệp mới nổi châu Á có hình dạng U ngược rõ nét hơn so với doanh nghiệp OECD; điểm uốn thường nằm trong phạm vi 30-50% FSTS.</w:t>
       </w:r>
     </w:p>
     <w:p>
@@ -5553,7 +5553,7 @@
         <w:t xml:space="preserve"> </w:t>
       </w:r>
       <w:r>
-        <w:t xml:space="preserve">cho các nền kinh tế mới nổi, lý giải tại sao quan hệ quốc tế hóa – hiệu quả không đồng nhất xuyên chế độ thể chế. Hàm ý: (a) bốn lần đảo dấu của hệ số FDI/FSTS/TCI/DAI xuyên 5 phân nhóm con ICRV (Bảng 2.3.8.1) là bằng chứng trực tiếp cho điều tiết thể chế; (b) Xu (2024) làm sâu thêm bằng phân biệt</w:t>
+        <w:t xml:space="preserve">cho các nền kinh tế mới nổi, lý giải tại sao quan hệ quốc tế hóa - hiệu quả không đồng nhất xuyên chế độ thể chế. Hàm ý: (a) bốn lần đảo dấu của hệ số FDI/FSTS/TCI/DAI xuyên 5 phân nhóm con ICRV (Bảng 2.3.8.1) là bằng chứng trực tiếp cho điều tiết thể chế; (b) Xu (2024) làm sâu thêm bằng phân biệt</w:t>
       </w:r>
       <w:r>
         <w:t xml:space="preserve"> </w:t>
@@ -5672,7 +5672,7 @@
         <w:t xml:space="preserve"> </w:t>
       </w:r>
       <w:r>
-        <w:t xml:space="preserve">thỏa mãn đầy đủ ở SIDS Pacific xa hub thương mại (Fiji–Auckland 2.100 km, Kiribati–Suva 2.700 km).</w:t>
+        <w:t xml:space="preserve">thỏa mãn đầy đủ ở SIDS Pacific xa hub thương mại (Fiji-Auckland 2.100 km, Kiribati-Suva 2.700 km).</w:t>
       </w:r>
     </w:p>
     <w:p>
@@ -5703,7 +5703,7 @@
         <w:t xml:space="preserve"> </w:t>
       </w:r>
       <w:r>
-        <w:t xml:space="preserve">thỏa mãn đầy đủ ở SIDS cô lập (Kiribati ISO 1,3%, FDI 0,7%) hay vùng xung đột Frontier; nhóm Emerging có gap de jure–de facto lớn (Xu, 2024).</w:t>
+        <w:t xml:space="preserve">thỏa mãn đầy đủ ở SIDS cô lập (Kiribati ISO 1,3%, FDI 0,7%) hay vùng xung đột Frontier; nhóm Emerging có gap de jure-de facto lớn (Xu, 2024).</w:t>
       </w:r>
     </w:p>
     <w:p>
@@ -5972,7 +5972,7 @@
                 <w:iCs/>
                 <w:i/>
               </w:rPr>
-              <w:t xml:space="preserve">(gap de jure–de facto)</w:t>
+              <w:t xml:space="preserve">(gap de jure-de facto)</w:t>
             </w:r>
           </w:p>
         </w:tc>
@@ -6050,7 +6050,7 @@
               <w:jc w:val="center"/>
             </w:pPr>
             <w:r>
-              <w:t xml:space="preserve">⚠–✗</w:t>
+              <w:t xml:space="preserve">⚠-✗</w:t>
             </w:r>
           </w:p>
         </w:tc>
@@ -6208,7 +6208,7 @@
               <w:jc w:val="left"/>
             </w:pPr>
             <w:r>
-              <w:t xml:space="preserve">Có (toàn pool 2009–2025)</w:t>
+              <w:t xml:space="preserve">Có (toàn pool 2009-2025)</w:t>
             </w:r>
           </w:p>
         </w:tc>
@@ -6388,7 +6388,7 @@
         <w:t xml:space="preserve">Tuyên bố ranh giới đo lường</w:t>
       </w:r>
       <w:r>
-        <w:t xml:space="preserve">: Pool 101.185 doanh nghiệp WBES quan sát Tier 1–2, không Tier 3–4. Mọi lập luận về</w:t>
+        <w:t xml:space="preserve">: Pool 101.185 doanh nghiệp WBES quan sát Tier 1-2, không Tier 3-4. Mọi lập luận về</w:t>
       </w:r>
       <w:r>
         <w:t xml:space="preserve"> </w:t>
@@ -6446,7 +6446,7 @@
           <w:bCs/>
           <w:b/>
         </w:rPr>
-        <w:t xml:space="preserve">(a) Hình dạng đường cong quốc tế hóa – hiệu quả</w:t>
+        <w:t xml:space="preserve">(a) Hình dạng đường cong quốc tế hóa - hiệu quả</w:t>
       </w:r>
       <w:r>
         <w:t xml:space="preserve">: Việt Nam có dạng U ngược, điểm uốn</w:t>
@@ -6466,7 +6466,7 @@
         <w:t xml:space="preserve"> </w:t>
       </w:r>
       <w:r>
-        <w:t xml:space="preserve">39–46% FSTS; Singapore có dạng tuyến tính dương + bậc hai nhẹ, điểm uốn</w:t>
+        <w:t xml:space="preserve">39-46% FSTS; Singapore có dạng tuyến tính dương + bậc hai nhẹ, điểm uốn</w:t>
       </w:r>
       <w:r>
         <w:t xml:space="preserve"> </w:t>
@@ -6595,7 +6595,7 @@
         <w:t xml:space="preserve"> </w:t>
       </w:r>
       <w:r>
-        <w:t xml:space="preserve">nâng sàn năng suất nhưng không điều tiết đường cong quốc tế hóa – hiệu quả.</w:t>
+        <w:t xml:space="preserve">nâng sàn năng suất nhưng không điều tiết đường cong quốc tế hóa - hiệu quả.</w:t>
       </w:r>
     </w:p>
     <w:tbl>
@@ -6645,7 +6645,7 @@
               <w:jc w:val="left"/>
             </w:pPr>
             <w:r>
-              <w:t xml:space="preserve">Châu Á không phải là một khối đồng nhất về thể chế. Các meta-analysis (Marano et al., 2016; Wu et al., 2022) đã ghi nhận rằng bối cảnh thể chế là biến điều tiết quan trọng nhất trong quan hệ quốc tế hóa – hiệu quả, nhưng không có nghiên cứu nào thiết lập hệ thống phân loại thể chế toàn diện cho 47 nền kinh tế châu Á. Khung phân loại ICRV (Institutional Context Regime Variation, Biến thiên chế độ thể chế) được đề xuất trong chuyên đề này nhằm lấp khoảng trống đó, dựa trên bốn nguyên tắc:</w:t>
+              <w:t xml:space="preserve">Châu Á không phải là một khối đồng nhất về thể chế. Các meta-analysis (Marano et al., 2016; Wu et al., 2022) đã ghi nhận rằng bối cảnh thể chế là biến điều tiết quan trọng nhất trong quan hệ quốc tế hóa - hiệu quả, nhưng không có nghiên cứu nào thiết lập hệ thống phân loại thể chế toàn diện cho 47 nền kinh tế châu Á. Khung phân loại ICRV (Institutional Context Regime Variation, Biến thiên chế độ thể chế) được đề xuất trong chuyên đề này nhằm lấp khoảng trống đó, dựa trên bốn nguyên tắc:</w:t>
             </w:r>
           </w:p>
         </w:tc>
@@ -6830,7 +6830,7 @@
               <w:t xml:space="preserve">Nhóm III, Trung bình cao (Upper-middle)</w:t>
             </w:r>
             <w:r>
-              <w:t xml:space="preserve">: WGI Rule of Law 0,00 đến +0,80; GNI bình quân đầu người 5.000–20.000 USD; nền kinh tế chuyển đổi từ sản xuất sang dịch vụ, với R&amp;D đang tăng (đặc biệt Trung Quốc). Pattern WBES: FSTS sản xuất cao, R&amp;D tăng mạnh giai đoạn 2018–2025 (+21,5 điểm phần trăm).</w:t>
+              <w:t xml:space="preserve">: WGI Rule of Law 0,00 đến +0,80; GNI bình quân đầu người 5.000-20.000 USD; nền kinh tế chuyển đổi từ sản xuất sang dịch vụ, với R&amp;D đang tăng (đặc biệt Trung Quốc). Pattern WBES: FSTS sản xuất cao, R&amp;D tăng mạnh giai đoạn 2018-2025 (+21,5 điểm phần trăm).</w:t>
             </w:r>
           </w:p>
         </w:tc>
@@ -6851,7 +6851,7 @@
               <w:t xml:space="preserve">Nhóm IV, Đang nổi (Emerging)</w:t>
             </w:r>
             <w:r>
-              <w:t xml:space="preserve">: WGI Rule of Law -0,50 đến 0,00; GNI bình quân đầu người 1.000–5.000 USD; tốc độ tăng trưởng cao nhưng gap de jure–de facto lớn (Xu, 2024); sản xuất FDI-driven dẫn dắt xuất khẩu. Pattern WBES: FSTS phân cực cao/thấp trong nội bộ nhóm; FDI thấp nhất (4,7%) do doanh nghiệp nội địa chi phối mẫu.</w:t>
+              <w:t xml:space="preserve">: WGI Rule of Law -0,50 đến 0,00; GNI bình quân đầu người 1.000-5.000 USD; tốc độ tăng trưởng cao nhưng gap de jure-de facto lớn (Xu, 2024); sản xuất FDI-driven dẫn dắt xuất khẩu. Pattern WBES: FSTS phân cực cao/thấp trong nội bộ nhóm; FDI thấp nhất (4,7%) do doanh nghiệp nội địa chi phối mẫu.</w:t>
             </w:r>
           </w:p>
         </w:tc>
@@ -7146,7 +7146,7 @@
                 <w:iCs/>
                 <w:i/>
               </w:rPr>
-              <w:t xml:space="preserve">Ghi chú: n_firms là phân bố xấp xỉ theo pool 101.185; tổng 5 nhóm chính (I–V) = 99.814 (phạm vi chính 41 nước châu Á); SIDS Nhóm VI = 1.371 (1,4% pool).</w:t>
+              <w:t xml:space="preserve">Ghi chú: n_firms là phân bố xấp xỉ theo pool 101.185; tổng 5 nhóm chính (I-V) = 99.814 (phạm vi chính 41 nước châu Á); SIDS Nhóm VI = 1.371 (1,4% pool).</w:t>
             </w:r>
           </w:p>
         </w:tc>
@@ -7205,7 +7205,7 @@
               <w:jc w:val="left"/>
             </w:pPr>
             <w:r>
-              <w:t xml:space="preserve">| Nhóm | WGI Rule of Law | GNI/capita | Cơ chế tăng trưởng | FSTS dự kiến | sd log LP | Cơ chế quốc tế hóa – hiệu quả |</w:t>
+              <w:t xml:space="preserve">| Nhóm | WGI Rule of Law | GNI/capita | Cơ chế tăng trưởng | FSTS dự kiến | sd log LP | Cơ chế quốc tế hóa - hiệu quả |</w:t>
             </w:r>
             <w:r>
               <w:t xml:space="preserve"> </w:t>
@@ -7217,37 +7217,37 @@
               <w:t xml:space="preserve"> </w:t>
             </w:r>
             <w:r>
-              <w:t xml:space="preserve">| I, Innovation | &gt;+0,80 | &gt;$30k | R&amp;D + dịch vụ tri thức | Trung bình (6–15%) | ~1,03 | U ngược nhẹ / tuyến tính dương; điểm uốn ~82% (SG) |</w:t>
+              <w:t xml:space="preserve">| I, Innovation | &gt;+0,80 | &gt;$30k | R&amp;D + dịch vụ tri thức | Trung bình (6-15%) | ~1,03 | U ngược nhẹ / tuyến tính dương; điểm uốn ~82% (SG) |</w:t>
             </w:r>
             <w:r>
               <w:t xml:space="preserve"> </w:t>
             </w:r>
             <w:r>
-              <w:t xml:space="preserve">| II, Resource | +0,00 đến +0,50 | &gt;$20k | Xuất khẩu dầu/khí | Thấp (1–3%) | ~0,49 | Phi tuyến suy yếu; nhà nước tô phân phối lại |</w:t>
+              <w:t xml:space="preserve">| II, Resource | +0,00 đến +0,50 | &gt;$20k | Xuất khẩu dầu/khí | Thấp (1-3%) | ~0,49 | Phi tuyến suy yếu; nhà nước tô phân phối lại |</w:t>
             </w:r>
             <w:r>
               <w:t xml:space="preserve"> </w:t>
             </w:r>
             <w:r>
-              <w:t xml:space="preserve">| III, Upper-mid | 0,00 đến +0,80 | $5k–$20k | Sản xuất + chuyển đổi | Trung bình (8–12%) | ~1,29 | U ngược; điểm uốn ~47% |</w:t>
+              <w:t xml:space="preserve">| III, Upper-mid | 0,00 đến +0,80 | $5k–$20k | Sản xuất + chuyển đổi | Trung bình (8-12%) | ~1,29 | U ngược; điểm uốn ~47% |</w:t>
             </w:r>
             <w:r>
               <w:t xml:space="preserve"> </w:t>
             </w:r>
             <w:r>
-              <w:t xml:space="preserve">| IV, Emerging | -0,50 đến 0,00 | $1k–$5k | FDI-driven sản xuất | Biến động (7–23%) | ~1,24 | U ngược; điểm uốn 39–46% (VNM), bẫy chuyển hướng nguồn lực |</w:t>
+              <w:t xml:space="preserve">| IV, Emerging | -0,50 đến 0,00 | $1k–$5k | FDI-driven sản xuất | Biến động (7-23%) | ~1,24 | U ngược; điểm uốn 39-46% (VNM), bẫy chuyển hướng nguồn lực |</w:t>
             </w:r>
             <w:r>
               <w:t xml:space="preserve"> </w:t>
             </w:r>
             <w:r>
-              <w:t xml:space="preserve">| V, Frontier | &lt;-0,50 | &lt;$1k–$3k | Tự cấp + phi chính thức | Thấp–trung bình | ~1,36 | Yếu; voids thể chế dẫn đến đổi mới bằng nguồn lực hạn chế |</w:t>
+              <w:t xml:space="preserve">| V, Frontier | &lt;-0,50 | &lt;$1k–$3k | Tự cấp + phi chính thức | Thấp-trung bình | ~1,36 | Yếu; voids thể chế dẫn đến đổi mới bằng nguồn lực hạn chế |</w:t>
             </w:r>
             <w:r>
               <w:t xml:space="preserve"> </w:t>
             </w:r>
             <w:r>
-              <w:t xml:space="preserve">| VI, SIDS | Đặc biệt | $1k–$8k | MIRAB + du lịch | Rất thấp (1–12%) | ~1,32 | Chi phí buộc phải quốc tế hóa, U-curve không vận hành |</w:t>
+              <w:t xml:space="preserve">| VI, SIDS | Đặc biệt | $1k–$8k | MIRAB + du lịch | Rất thấp (1-12%) | ~1,32 | Chi phí buộc phải quốc tế hóa, U-curve không vận hành |</w:t>
             </w:r>
           </w:p>
         </w:tc>
@@ -7329,7 +7329,7 @@
         <w:t xml:space="preserve">108 cặp quốc gia × năm</w:t>
       </w:r>
       <w:r>
-        <w:t xml:space="preserve">, giai đoạn 2009–2025 (bao gồm Kiribati 2025: +150 doanh nghiệp, +1 cặp quốc gia × năm). Tổng hợp này kế thừa và mở rộng từ 17 nước châu Á mới nổi (~40.633 doanh nghiệp) của Đỗ &amp; Phan (2026, VEFR), gấp ~2,5 lần. Phân bố theo phân nhóm con ICRV: Emerging 47.803 (47%), Frontier 28.678 (28%), Upper-middle 16.693 (17%), Advanced 6.640 (7%),</w:t>
+        <w:t xml:space="preserve">, giai đoạn 2009-2025 (bao gồm Kiribati 2025: +150 doanh nghiệp, +1 cặp quốc gia × năm). Tổng hợp này kế thừa và mở rộng từ 17 nước châu Á mới nổi (~40.633 doanh nghiệp) của Đỗ &amp; Phan (2026, VEFR), gấp ~2,5 lần. Phân bố theo phân nhóm con ICRV: Emerging 47.803 (47%), Frontier 28.678 (28%), Upper-middle 16.693 (17%), Advanced 6.640 (7%),</w:t>
       </w:r>
       <w:r>
         <w:t xml:space="preserve"> </w:t>
@@ -7370,7 +7370,7 @@
           <w:iCs/>
           <w:i/>
         </w:rPr>
-        <w:t xml:space="preserve">Hình 2.3.3.1. Phân bố mẫu 101.185 doanh nghiệp xuyên 17 năm (2009–2025) theo 3 thế hệ schema WBES: PICS3 (2009–2012, n=14.171), Standardized (2013–2017, n=24.564), BREADY (2018–2025, n=62.450 bao gồm Kiribati 2025). Đợt 2025 đột biến với 17.053 doanh nghiệp = 16,9% pool (14 quốc gia, bao gồm Nepal 2025 BREADY Micro n=1.740).</w:t>
+        <w:t xml:space="preserve">Hình 2.3.3.1. Phân bố mẫu 101.185 doanh nghiệp xuyên 17 năm (2009-2025) theo 3 thế hệ schema WBES: PICS3 (2009-2012, n=14.171), Standardized (2013-2017, n=24.564), BREADY (2018-2025, n=62.450 bao gồm Kiribati 2025). Đợt 2025 đột biến với 17.053 doanh nghiệp = 16,9% pool (14 quốc gia, bao gồm Nepal 2025 BREADY Micro n=1.740).</w:t>
       </w:r>
     </w:p>
     <w:p>
@@ -7413,7 +7413,7 @@
         <w:t xml:space="preserve"> </w:t>
       </w:r>
       <w:r>
-        <w:t xml:space="preserve">(FJI, PNG, SLB, TON, VUT, WSM, KIR). Phân bố thời gian: 2009–2012 (n=14.171), 2013–2017 (n=24.564), 2018–2025 (n=62.450, chiếm 62%). Quy trình hài hòa hóa: FSTS =</w:t>
+        <w:t xml:space="preserve">(FJI, PNG, SLB, TON, VUT, WSM, KIR). Phân bố thời gian: 2009-2012 (n=14.171), 2013-2017 (n=24.564), 2018-2025 (n=62.450, chiếm 62%). Quy trình hài hòa hóa: FSTS =</w:t>
       </w:r>
       <w:r>
         <w:t xml:space="preserve"> </w:t>
@@ -8213,7 +8213,7 @@
         <w:t xml:space="preserve"> </w:t>
       </w:r>
       <w:r>
-        <w:t xml:space="preserve">Hsieh &amp; Klenow (2009, 2014); (3) SIDS ở mức trung bình ~1,32; (4) tỷ số P90/P10 tăng đơn điệu theo phân nhóm con; (5) bằng chứng cho điều tiết thể chế trong quan hệ quốc tế hóa – hiệu quả.</w:t>
+        <w:t xml:space="preserve">Hsieh &amp; Klenow (2009, 2014); (3) SIDS ở mức trung bình ~1,32; (4) tỷ số P90/P10 tăng đơn điệu theo phân nhóm con; (5) bằng chứng cho điều tiết thể chế trong quan hệ quốc tế hóa - hiệu quả.</w:t>
       </w:r>
     </w:p>
     <w:bookmarkEnd w:id="42"/>
@@ -8573,7 +8573,7 @@
         <w:pStyle w:val="BodyText"/>
       </w:pPr>
       <w:r>
-        <w:t xml:space="preserve">Trung vị FSTS bằng 0%, phân phối phân cực mạnh với chỉ 15–23% doanh nghiệp tham gia xuất khẩu tùy theo nhóm. SIDS có tốc độ tăng trưởng việc làm hàng năm kép cao nhất (5,77%), phản ánh quy mô nhỏ và tăng trưởng từ nền thấp. Advanced và Upper-middle có FSTS gần tương đương (~10%) nhưng cơ chế xuất khẩu hoàn toàn khác nhau: Advanced chủ yếu dịch vụ và hàng hóa hàm lượng tri thức cao; Upper-middle chủ yếu sản xuất theo chuỗi giá trị toàn cầu.</w:t>
+        <w:t xml:space="preserve">Trung vị FSTS bằng 0%, phân phối phân cực mạnh với chỉ 15-23% doanh nghiệp tham gia xuất khẩu tùy theo nhóm. SIDS có tốc độ tăng trưởng việc làm hàng năm kép cao nhất (5,77%), phản ánh quy mô nhỏ và tăng trưởng từ nền thấp. Advanced và Upper-middle có FSTS gần tương đương (~10%) nhưng cơ chế xuất khẩu hoàn toàn khác nhau: Advanced chủ yếu dịch vụ và hàng hóa hàm lượng tri thức cao; Upper-middle chủ yếu sản xuất theo chuỗi giá trị toàn cầu.</w:t>
       </w:r>
     </w:p>
     <w:p>
@@ -9632,7 +9632,7 @@
         <w:pStyle w:val="FirstParagraph"/>
       </w:pPr>
       <w:r>
-        <w:t xml:space="preserve">Spec 1 (toàn bộ 2009–2025) dùng biến nhị phân duy nhất (website có/không).</w:t>
+        <w:t xml:space="preserve">Spec 1 (toàn bộ 2009-2025) dùng biến nhị phân duy nhất (website có/không).</w:t>
       </w:r>
       <w:r>
         <w:t xml:space="preserve"> </w:t>
@@ -9691,7 +9691,7 @@
         <w:t xml:space="preserve">Kiểm định loại trừ ICT</w:t>
       </w:r>
       <w:r>
-        <w:t xml:space="preserve">: Khi loại bỏ các doanh nghiệp ICT (ISIC J 58–63) khỏi phân nhóm Advanced innovation-driven, hệ số âm DAI (-0,129)</w:t>
+        <w:t xml:space="preserve">: Khi loại bỏ các doanh nghiệp ICT (ISIC J 58-63) khỏi phân nhóm Advanced innovation-driven, hệ số âm DAI (-0,129)</w:t>
       </w:r>
       <w:r>
         <w:t xml:space="preserve"> </w:t>
@@ -10701,7 +10701,7 @@
         <w:t xml:space="preserve">power_outage_intensity</w:t>
       </w:r>
       <w:r>
-        <w:t xml:space="preserve">. Sự hiện diện đồng thời của nhiều voids thể chế tại Frontier giải thích tại sao quan hệ quốc tế hóa – hiệu quả ở nhóm này yếu và không đơn điệu.</w:t>
+        <w:t xml:space="preserve">. Sự hiện diện đồng thời của nhiều voids thể chế tại Frontier giải thích tại sao quan hệ quốc tế hóa - hiệu quả ở nhóm này yếu và không đơn điệu.</w:t>
       </w:r>
     </w:p>
     <w:p>
@@ -10713,13 +10713,13 @@
     </w:p>
     <w:bookmarkEnd w:id="50"/>
     <w:bookmarkEnd w:id="51"/>
-    <w:bookmarkStart w:id="57" w:name="biến-thiên-theo-thời-gian-20092025"/>
+    <w:bookmarkStart w:id="57" w:name="biến-thiên-theo-thời-gian-2009-2025"/>
     <w:p>
       <w:pPr>
         <w:pStyle w:val="Heading3"/>
       </w:pPr>
       <w:r>
-        <w:t xml:space="preserve">2.3.6 Biến thiên theo thời gian (2009–2025)</w:t>
+        <w:t xml:space="preserve">2.3.6 Biến thiên theo thời gian (2009-2025)</w:t>
       </w:r>
     </w:p>
     <w:bookmarkStart w:id="52" w:name="xu-hướng-thay-đổi-chính"/>
@@ -10753,7 +10753,7 @@
           <w:iCs/>
           <w:i/>
         </w:rPr>
-        <w:t xml:space="preserve">Δ điểm phần trăm khi so sánh 2018–2025 với 2009–2012.</w:t>
+        <w:t xml:space="preserve">Δ điểm phần trăm khi so sánh 2018-2025 với 2009-2012.</w:t>
       </w:r>
     </w:p>
     <w:tbl>
@@ -11127,7 +11127,7 @@
               <w:jc w:val="left"/>
             </w:pPr>
             <w:r>
-              <w:t xml:space="preserve">–¹</w:t>
+              <w:t xml:space="preserve">-¹</w:t>
             </w:r>
           </w:p>
         </w:tc>
@@ -11154,7 +11154,7 @@
           <w:iCs/>
           <w:i/>
         </w:rPr>
-        <w:t xml:space="preserve">¹ Δ R&amp;D không tính được cho SIDS vì dữ liệu giai đoạn 2009–2012 quá thưa, hầu hết SIDS chỉ có khảo sát từ 2013+ (FJI, PNG, SLB, TON, VUT, WSM); chỉ Kiribati (KIR) có đợt 2025 mới nhất. Để so sánh dọc, cần ít nhất 2 đợt khảo sát cùng quốc gia.</w:t>
+        <w:t xml:space="preserve">¹ Δ R&amp;D không tính được cho SIDS vì dữ liệu giai đoạn 2009-2012 quá thưa, hầu hết SIDS chỉ có khảo sát từ 2013+ (FJI, PNG, SLB, TON, VUT, WSM); chỉ Kiribati (KIR) có đợt 2025 mới nhất. Để so sánh dọc, cần ít nhất 2 đợt khảo sát cùng quốc gia.</w:t>
       </w:r>
     </w:p>
     <w:p>
@@ -11172,7 +11172,7 @@
         <w:t xml:space="preserve"> </w:t>
       </w:r>
       <w:r>
-        <w:t xml:space="preserve">là xu hướng nổi bật nhất: website tăng +20–43 điểm phần trăm ở Frontier, Emerging và SIDS, phù hợp luận điểm nhảy vọt số của Banalieva &amp; Dhanaraj (2019). Trong khi đó, R&amp;D giảm mạnh ở Emerging (-42,1 điểm phần trăm) là cảnh báo hiệu ứng schema: BREADY 2018+ đo R&amp;D theo cách khác làm giảm tỷ lệ báo cáo. Upper-middle là nhóm duy nhất có R&amp;D tăng đáng kể (+21,5 điểm phần trăm), phản ánh đầu tư thực sự, đặc biệt từ Trung Quốc với chiến lược sản xuất thông minh.</w:t>
+        <w:t xml:space="preserve">là xu hướng nổi bật nhất: website tăng +20-43 điểm phần trăm ở Frontier, Emerging và SIDS, phù hợp luận điểm nhảy vọt số của Banalieva &amp; Dhanaraj (2019). Trong khi đó, R&amp;D giảm mạnh ở Emerging (-42,1 điểm phần trăm) là cảnh báo hiệu ứng schema: BREADY 2018+ đo R&amp;D theo cách khác làm giảm tỷ lệ báo cáo. Upper-middle là nhóm duy nhất có R&amp;D tăng đáng kể (+21,5 điểm phần trăm), phản ánh đầu tư thực sự, đặc biệt từ Trung Quốc với chiến lược sản xuất thông minh.</w:t>
       </w:r>
     </w:p>
     <w:p>
@@ -11184,7 +11184,7 @@
           <w:iCs/>
           <w:i/>
         </w:rPr>
-        <w:t xml:space="preserve">Hình 2.3.4.1. Slope chart minh họa thay đổi 5 chỉ số giữa 2 mốc thời gian cho 4 phân nhóm con. Pattern nổi bật: Website tăng mạnh +20–40 điểm phần trăm ở Frontier/SIDS; FDI giảm phổ biến; R&amp;D giảm mạnh ở Emerging (-42,1 đpt) cảnh báo hiệu ứng schema.</w:t>
+        <w:t xml:space="preserve">Hình 2.3.4.1. Slope chart minh họa thay đổi 5 chỉ số giữa 2 mốc thời gian cho 4 phân nhóm con. Pattern nổi bật: Website tăng mạnh +20-40 điểm phần trăm ở Frontier/SIDS; FDI giảm phổ biến; R&amp;D giảm mạnh ở Emerging (-42,1 đpt) cảnh báo hiệu ứng schema.</w:t>
       </w:r>
     </w:p>
     <w:p>
@@ -11196,7 +11196,7 @@
           <w:iCs/>
           <w:i/>
         </w:rPr>
-        <w:t xml:space="preserve">Hình 2.3.6.1. Radar/spider chart cho 3 phân nhóm con (Advanced, Emerging, SIDS) trên 5 chiều (FSTS, Đổi mới sản phẩm, R&amp;D, Website, ISO) với 2 mốc thời gian 2009–2012 vs 2018–2025.</w:t>
+        <w:t xml:space="preserve">Hình 2.3.6.1. Radar/spider chart cho 3 phân nhóm con (Advanced, Emerging, SIDS) trên 5 chiều (FSTS, Đổi mới sản phẩm, R&amp;D, Website, ISO) với 2 mốc thời gian 2009-2012 vs 2018-2025.</w:t>
       </w:r>
     </w:p>
     <w:bookmarkEnd w:id="52"/>
@@ -11711,7 +11711,7 @@
               <w:jc w:val="left"/>
             </w:pPr>
             <w:r>
-              <w:t xml:space="preserve">C (20–21, 26–30)</w:t>
+              <w:t xml:space="preserve">C (20-21, 26-30)</w:t>
             </w:r>
           </w:p>
         </w:tc>
@@ -11777,7 +11777,7 @@
               <w:jc w:val="left"/>
             </w:pPr>
             <w:r>
-              <w:t xml:space="preserve">C (10–18, 22–25, 31–33)</w:t>
+              <w:t xml:space="preserve">C (10-18, 22-25, 31-33)</w:t>
             </w:r>
           </w:p>
         </w:tc>
@@ -11843,7 +11843,7 @@
               <w:jc w:val="left"/>
             </w:pPr>
             <w:r>
-              <w:t xml:space="preserve">G (45–47)</w:t>
+              <w:t xml:space="preserve">G (45-47)</w:t>
             </w:r>
           </w:p>
         </w:tc>
@@ -11909,7 +11909,7 @@
               <w:jc w:val="left"/>
             </w:pPr>
             <w:r>
-              <w:t xml:space="preserve">I (55–56)</w:t>
+              <w:t xml:space="preserve">I (55-56)</w:t>
             </w:r>
           </w:p>
         </w:tc>
@@ -11975,7 +11975,7 @@
               <w:jc w:val="left"/>
             </w:pPr>
             <w:r>
-              <w:t xml:space="preserve">H (49–53)</w:t>
+              <w:t xml:space="preserve">H (49-53)</w:t>
             </w:r>
           </w:p>
         </w:tc>
@@ -12037,7 +12037,7 @@
               <w:jc w:val="left"/>
             </w:pPr>
             <w:r>
-              <w:t xml:space="preserve">J (58–63)</w:t>
+              <w:t xml:space="preserve">J (58-63)</w:t>
             </w:r>
           </w:p>
         </w:tc>
@@ -12103,7 +12103,7 @@
               <w:jc w:val="left"/>
             </w:pPr>
             <w:r>
-              <w:t xml:space="preserve">F (41–43)</w:t>
+              <w:t xml:space="preserve">F (41-43)</w:t>
             </w:r>
           </w:p>
         </w:tc>
@@ -12169,7 +12169,7 @@
               <w:jc w:val="left"/>
             </w:pPr>
             <w:r>
-              <w:t xml:space="preserve">B (05–09)</w:t>
+              <w:t xml:space="preserve">B (05-09)</w:t>
             </w:r>
           </w:p>
         </w:tc>
@@ -12235,7 +12235,7 @@
               <w:jc w:val="left"/>
             </w:pPr>
             <w:r>
-              <w:t xml:space="preserve">K (64–66)</w:t>
+              <w:t xml:space="preserve">K (64-66)</w:t>
             </w:r>
           </w:p>
         </w:tc>
@@ -12321,7 +12321,7 @@
           <w:iCs/>
           <w:i/>
         </w:rPr>
-        <w:t xml:space="preserve">Phân nhóm con Emerging, số liệu tổng hợp 2009–2025 (n=47.803).</w:t>
+        <w:t xml:space="preserve">Phân nhóm con Emerging, số liệu tổng hợp 2009-2025 (n=47.803).</w:t>
       </w:r>
     </w:p>
     <w:tbl>
@@ -12985,7 +12985,7 @@
         <w:pStyle w:val="BodyText"/>
       </w:pPr>
       <w:r>
-        <w:t xml:space="preserve">Năm phát hiện: (1) FSTS phân tầng 5,0%–7,2%–13,2% bị che giấu khi gộp; (2) FDI chênh lệch 6 lần giữa ASEAN-3 và Nam Á + Tây Á; (3) TCI ngược dấu trong nội bộ nhóm; (4) Mông Cổ là trường hợp biên với đặc điểm tài nguyên; (5) độ lệch chuẩn log 1,53 so với 1,16, phân tầng hai tầng trong mẫu con FDI dẫn dắt (Hsieh &amp; Klenow, 2009).</w:t>
+        <w:t xml:space="preserve">Năm phát hiện: (1) FSTS phân tầng 5,0%-7,2%-13,2% bị che giấu khi gộp; (2) FDI chênh lệch 6 lần giữa ASEAN-3 và Nam Á + Tây Á; (3) TCI ngược dấu trong nội bộ nhóm; (4) Mông Cổ là trường hợp biên với đặc điểm tài nguyên; (5) độ lệch chuẩn log 1,53 so với 1,16, phân tầng hai tầng trong mẫu con FDI dẫn dắt (Hsieh &amp; Klenow, 2009).</w:t>
       </w:r>
     </w:p>
     <w:bookmarkEnd w:id="55"/>
@@ -13023,7 +13023,7 @@
         <w:t xml:space="preserve">14 quốc gia trong đợt 2025 (n=17.053, bao gồm Kiribati 2025 và Nepal 2025). Ghi chú: Nepal 2025 sử dụng BREADY Micro schema, FSTS</w:t>
       </w:r>
       <w:r>
-        <w:t xml:space="preserve">, Website† và FDI/R&amp;D (–) không tương đương trực tiếp với WBES chuẩn; trung bình Tổng 2025 tính trên 13 quốc gia WBES chuẩn.*</w:t>
+        <w:t xml:space="preserve">, Website† và FDI/R&amp;D (-) không tương đương trực tiếp với WBES chuẩn; trung bình Tổng 2025 tính trên 13 quốc gia WBES chuẩn.*</w:t>
       </w:r>
     </w:p>
     <w:tbl>
@@ -15228,7 +15228,7 @@
         <w:pStyle w:val="BodyText"/>
       </w:pPr>
       <w:r>
-        <w:t xml:space="preserve">Hệ sinh thái Singapore vận hành ở Tier 3–4, vượt xa lớp DAI Tier 1–2 đo trong WBES. Đây là lý do</w:t>
+        <w:t xml:space="preserve">Hệ sinh thái Singapore vận hành ở Tier 3-4, vượt xa lớp DAI Tier 1-2 đo trong WBES. Đây là lý do</w:t>
       </w:r>
       <w:r>
         <w:t xml:space="preserve"> </w:t>
@@ -15686,7 +15686,7 @@
         <w:pStyle w:val="FirstParagraph"/>
       </w:pPr>
       <w:r>
-        <w:t xml:space="preserve">FSTS 23,2%, 17,9%, 16,1% (suy giảm theo thời gian); doanh nghiệp xuất khẩu 37,1% xuống 23,8%; ISO 17–23%; R&amp;D 6,1% (2023). Pattern</w:t>
+        <w:t xml:space="preserve">FSTS 23,2%, 17,9%, 16,1% (suy giảm theo thời gian); doanh nghiệp xuất khẩu 37,1% xuống 23,8%; ISO 17-23%; R&amp;D 6,1% (2023). Pattern</w:t>
       </w:r>
       <w:r>
         <w:t xml:space="preserve"> </w:t>
@@ -15727,7 +15727,7 @@
         <w:t xml:space="preserve">7,2% (2026) / 7,0% (2027)</w:t>
       </w:r>
       <w:r>
-        <w:t xml:space="preserve">, vượt ASEAN 4,6%. Bốn động lực: (a) cam kết FDI 2,4 tỷ USD với 18 dự án chiến lược; (b) năng suất lao động +5,1% trong giai đoạn 2026–2027; (c) khoản vay ADB dựa trên chính sách 2,4 tỷ USD nhắm mục tiêu SME nội địa; (d) tái định vị trong chuỗi giá trị toàn cầu từ lắp ráp downstream sang thiết kế và R&amp;D mid-stream.</w:t>
+        <w:t xml:space="preserve">, vượt ASEAN 4,6%. Bốn động lực: (a) cam kết FDI 2,4 tỷ USD với 18 dự án chiến lược; (b) năng suất lao động +5,1% trong giai đoạn 2026-2027; (c) khoản vay ADB dựa trên chính sách 2,4 tỷ USD nhắm mục tiêu SME nội địa; (d) tái định vị trong chuỗi giá trị toàn cầu từ lắp ráp downstream sang thiết kế và R&amp;D mid-stream.</w:t>
       </w:r>
     </w:p>
     <w:p>
@@ -15763,7 +15763,7 @@
         <w:t xml:space="preserve">FSTS 10,9% xuống 8,8%; FDI $</w:t>
       </w:r>
       <w:r>
-        <w:t xml:space="preserve">$10% chiếm 6,0%. Quan hệ FSTS – năng suất có dạng hàm bậc hai (U ngược) với điểm uốn ~47,5% (Đỗ &amp; Phan, 2026, JFAR).</w:t>
+        <w:t xml:space="preserve">$10% chiếm 6,0%. Quan hệ FSTS - năng suất có dạng hàm bậc hai (U ngược) với điểm uốn ~47,5% (Đỗ &amp; Phan, 2026, JFAR).</w:t>
       </w:r>
       <w:r>
         <w:t xml:space="preserve"> </w:t>
@@ -15825,7 +15825,7 @@
         <w:t xml:space="preserve">Asian Development Review, 43</w:t>
       </w:r>
       <w:r>
-        <w:t xml:space="preserve">(1), 37–75), panel 4.293 doanh nghiệp Ấn Độ 2006–2019: FDI là kênh lan tỏa ngang quan trọng nhất; doanh nghiệp lớn thu nhận lan tỏa nhiều hơn; FDI tăng từ 1,705 triệu USD (1990–2000) lên 42,396 triệu USD (2012–2022); R&amp;D trì trệ ở 0,7% GDP.</w:t>
+        <w:t xml:space="preserve">(1), 37-75), panel 4.293 doanh nghiệp Ấn Độ 2006-2019: FDI là kênh lan tỏa ngang quan trọng nhất; doanh nghiệp lớn thu nhận lan tỏa nhiều hơn; FDI tăng từ 1,705 triệu USD (1990-2000) lên 42,396 triệu USD (2012-2022); R&amp;D trì trệ ở 0,7% GDP.</w:t>
       </w:r>
     </w:p>
     <w:bookmarkEnd w:id="62"/>
@@ -15843,7 +15843,7 @@
         <w:pStyle w:val="FirstParagraph"/>
       </w:pPr>
       <w:r>
-        <w:t xml:space="preserve">FSTS đình trệ 4–6%; FDI $</w:t>
+        <w:t xml:space="preserve">FSTS đình trệ 4-6%; FDI $</w:t>
       </w:r>
       <w:r>
         <w:t xml:space="preserve">$10% giảm</w:t>
@@ -15888,7 +15888,7 @@
         <w:t xml:space="preserve">Bước ngoặt 2026</w:t>
       </w:r>
       <w:r>
-        <w:t xml:space="preserve">: 11 khoáng sản thiết yếu (Cu, Li, Mo, Mn, Co, Ni, W, REE). Xuất khẩu đồng 1,69 triệu tấn (2024) = 22,1% tổng xuất khẩu. Oyu Tolgoi mục tiêu 500.000 tấn/năm 2028–2036. Trung Quốc chi phối chế biến: 100% graphite, 90% Mn, 70% Co (ADB, 2026, tháng 5).</w:t>
+        <w:t xml:space="preserve">: 11 khoáng sản thiết yếu (Cu, Li, Mo, Mn, Co, Ni, W, REE). Xuất khẩu đồng 1,69 triệu tấn (2024) = 22,1% tổng xuất khẩu. Oyu Tolgoi mục tiêu 500.000 tấn/năm 2028-2036. Trung Quốc chi phối chế biến: 100% graphite, 90% Mn, 70% Co (ADB, 2026, tháng 5).</w:t>
       </w:r>
     </w:p>
     <w:p>
@@ -15900,7 +15900,7 @@
           <w:iCs/>
           <w:i/>
         </w:rPr>
-        <w:t xml:space="preserve">Hình 2.3.7.1. Mông Cổ: Tiến triển 2009–2025 (4 đợt khảo sát WBES), FSTS đình trệ trong khi website tăng mạnh; FDI giảm phản ánh lời nguyền tài nguyên giai đoạn 1.</w:t>
+        <w:t xml:space="preserve">Hình 2.3.7.1. Mông Cổ: Tiến triển 2009-2025 (4 đợt khảo sát WBES), FSTS đình trệ trong khi website tăng mạnh; FDI giảm phản ánh lời nguyền tài nguyên giai đoạn 1.</w:t>
       </w:r>
     </w:p>
     <w:bookmarkEnd w:id="63"/>
@@ -16023,7 +16023,7 @@
         <w:t xml:space="preserve">Bối cảnh kinh tế vĩ mô PICs Pacific</w:t>
       </w:r>
       <w:r>
-        <w:t xml:space="preserve">: 4 trụ cột MIRAB (Bertram, 2006): (1) khu vực công chủ đạo (30–50% việc làm chính thức); (2) phụ thuộc 4 nguồn ngoại sinh, ODA 30% GDP và remittances 25–40% GDP; (3) thanh niên thất nghiệp 15–30%; (4) lao động di chuyển, PLMS Úc và RSE New Zealand (Vanuatu RSE 15–20% GDP). Chuyên đề 2 cần bổ sung 3 biến kiểm soát đặc trưng PICs:</w:t>
+        <w:t xml:space="preserve">: 4 trụ cột MIRAB (Bertram, 2006): (1) khu vực công chủ đạo (30-50% việc làm chính thức); (2) phụ thuộc 4 nguồn ngoại sinh, ODA 30% GDP và remittances 25-40% GDP; (3) thanh niên thất nghiệp 15-30%; (4) lao động di chuyển, PLMS Úc và RSE New Zealand (Vanuatu RSE 15-20% GDP). Chuyên đề 2 cần bổ sung 3 biến kiểm soát đặc trưng PICs:</w:t>
       </w:r>
       <w:r>
         <w:t xml:space="preserve"> </w:t>
@@ -17880,7 +17880,7 @@
         <w:t xml:space="preserve"> </w:t>
       </w:r>
       <w:r>
-        <w:t xml:space="preserve">(năm 1–3): Sụt giảm ngắn hạn do chi phí thiết bị, đào tạo và gián đoạn quy trình. Bằng chứng: DAI = −0,129 tại Advanced, giai đoạn</w:t>
+        <w:t xml:space="preserve">(năm 1-3): Sụt giảm ngắn hạn do chi phí thiết bị, đào tạo và gián đoạn quy trình. Bằng chứng: DAI = −0,129 tại Advanced, giai đoạn</w:t>
       </w:r>
       <w:r>
         <w:t xml:space="preserve"> </w:t>
@@ -17916,7 +17916,7 @@
         <w:t xml:space="preserve"> </w:t>
       </w:r>
       <w:r>
-        <w:t xml:space="preserve">(năm 3–5): Vùng chuyển tiếp. Ngưỡng:</w:t>
+        <w:t xml:space="preserve">(năm 3-5): Vùng chuyển tiếp. Ngưỡng:</w:t>
       </w:r>
       <w:r>
         <w:t xml:space="preserve"> </w:t>
@@ -17992,7 +17992,7 @@
         </m:sSup>
       </m:oMath>
       <w:r>
-        <w:t xml:space="preserve">×DAI = +3,119 (p = 0,005) tại Singapore, DAI khuếch đại quan hệ quốc tế hóa – hiệu quả tại doanh nghiệp FSTS cao.</w:t>
+        <w:t xml:space="preserve">×DAI = +3,119 (p = 0,005) tại Singapore, DAI khuếch đại quan hệ quốc tế hóa - hiệu quả tại doanh nghiệp FSTS cao.</w:t>
       </w:r>
     </w:p>
     <w:p>
@@ -18217,7 +18217,7 @@
         <w:t xml:space="preserve">(v) Quốc tế hóa là hiện tượng phân cực</w:t>
       </w:r>
       <w:r>
-        <w:t xml:space="preserve">: trung vị FSTS = 0%; chỉ 15–23% doanh nghiệp xuất khẩu. Cần lựa chọn hai giai đoạn trong Chuyên đề 2.</w:t>
+        <w:t xml:space="preserve">: trung vị FSTS = 0%; chỉ 15-23% doanh nghiệp xuất khẩu. Cần lựa chọn hai giai đoạn trong Chuyên đề 2.</w:t>
       </w:r>
     </w:p>
     <w:p>
@@ -18229,13 +18229,13 @@
           <w:bCs/>
           <w:b/>
         </w:rPr>
-        <w:t xml:space="preserve">(vi) Nhảy vọt số 2018–2025</w:t>
-      </w:r>
-      <w:r>
-        <w:t xml:space="preserve"> </w:t>
-      </w:r>
-      <w:r>
-        <w:t xml:space="preserve">ở Frontier/Emerging/SIDS (+20–43 điểm phần trăm website). Phân biệt</w:t>
+        <w:t xml:space="preserve">(vi) Nhảy vọt số 2018-2025</w:t>
+      </w:r>
+      <w:r>
+        <w:t xml:space="preserve"> </w:t>
+      </w:r>
+      <w:r>
+        <w:t xml:space="preserve">ở Frontier/Emerging/SIDS (+20-43 điểm phần trăm website). Phân biệt</w:t>
       </w:r>
       <w:r>
         <w:t xml:space="preserve"> </w:t>
@@ -18359,7 +18359,7 @@
         <w:t xml:space="preserve">KT1, Điều tiết ba chiều TCI×DAI×FSTS chưa được kiểm định đồng thời trên mẫu liên quốc gia</w:t>
       </w:r>
       <w:r>
-        <w:t xml:space="preserve">: Các nghiên cứu hiện tại kiểm định từng cặp điều tiết riêng biệt. Mô hình M7 của Chuyên đề 2 sẽ lấp khoảng trống này với 108 cặp quốc gia–năm.</w:t>
+        <w:t xml:space="preserve">: Các nghiên cứu hiện tại kiểm định từng cặp điều tiết riêng biệt. Mô hình M7 của Chuyên đề 2 sẽ lấp khoảng trống này với 108 cặp quốc gia-năm.</w:t>
       </w:r>
     </w:p>
     <w:p>
@@ -18416,7 +18416,7 @@
           <w:bCs/>
           <w:b/>
         </w:rPr>
-        <w:t xml:space="preserve">KT4, Dị biệt theo thời gian ba giai đoạn 2009–2025 chưa được tổng hợp</w:t>
+        <w:t xml:space="preserve">KT4, Dị biệt theo thời gian ba giai đoạn 2009-2025 chưa được tổng hợp</w:t>
       </w:r>
       <w:r>
         <w:t xml:space="preserve">: Bằng chứng từ kiểm định Paternoster cho thấy bất ổn định tham số quan trọng giữa ba giai đoạn.</w:t>
@@ -18434,7 +18434,7 @@
         <w:t xml:space="preserve">KT5, SIDS Pacific như trường hợp biên lý thuyết của thuyết Uppsala</w:t>
       </w:r>
       <w:r>
-        <w:t xml:space="preserve">: Chi phí buộc phải quốc tế hóa tại 7 SIDS không khớp với bất kỳ dạng hàm quốc tế hóa – hiệu quả nào trong các nghiên cứu. Cần khung kết hợp MIRAB và Briguglio (1995) và quan điểm dựa trên nguồn lực.</w:t>
+        <w:t xml:space="preserve">: Chi phí buộc phải quốc tế hóa tại 7 SIDS không khớp với bất kỳ dạng hàm quốc tế hóa - hiệu quả nào trong các nghiên cứu. Cần khung kết hợp MIRAB và Briguglio (1995) và quan điểm dựa trên nguồn lực.</w:t>
       </w:r>
     </w:p>
     <w:bookmarkEnd w:id="72"/>
@@ -18474,7 +18474,7 @@
         <w:t xml:space="preserve">(2) CDCM như khung lý thuyết tích hợp mới cho kỷ nguyên số trong kinh doanh quốc tế</w:t>
       </w:r>
       <w:r>
-        <w:t xml:space="preserve">: Phần bù năng suất của áp dụng số là hàm của (i) mức độ phát triển thể chế, (ii) vị trí trên đường cong quốc tế hóa – hiệu quả, (iii) tầng của năng lực số được đo lường. Ba điều kiện tương tác phi tuyến, vượt qua</w:t>
+        <w:t xml:space="preserve">: Phần bù năng suất của áp dụng số là hàm của (i) mức độ phát triển thể chế, (ii) vị trí trên đường cong quốc tế hóa - hiệu quả, (iii) tầng của năng lực số được đo lường. Ba điều kiện tương tác phi tuyến, vượt qua</w:t>
       </w:r>
       <w:r>
         <w:t xml:space="preserve"> </w:t>
@@ -18604,7 +18604,7 @@
         <w:t xml:space="preserve">(1) Pool WBES xuyên quốc gia như nền tảng dữ liệu cho kinh doanh quốc tế thị trường mới nổi</w:t>
       </w:r>
       <w:r>
-        <w:t xml:space="preserve">: 101.185 doanh nghiệp từ 47 nền kinh tế là mẫu lớn nhất từ trước đến nay cho phân tích quốc tế hóa – hiệu quả toàn diện tại châu Á–Thái Bình Dương.</w:t>
+        <w:t xml:space="preserve">: 101.185 doanh nghiệp từ 47 nền kinh tế là mẫu lớn nhất từ trước đến nay cho phân tích quốc tế hóa - hiệu quả toàn diện tại châu Á-Thái Bình Dương.</w:t>
       </w:r>
     </w:p>
     <w:p>
@@ -18700,7 +18700,7 @@
         <w:pStyle w:val="FirstParagraph"/>
       </w:pPr>
       <w:r>
-        <w:t xml:space="preserve">Tám kết luận từ 101.185 doanh nghiệp, 47 nền kinh tế, 108 cặp quốc gia–năm, 14 sóng WBES 2009–2025:</w:t>
+        <w:t xml:space="preserve">Tám kết luận từ 101.185 doanh nghiệp, 47 nền kinh tế, 108 cặp quốc gia-năm, 14 sóng WBES 2009-2025:</w:t>
       </w:r>
     </w:p>
     <w:p>
@@ -18715,7 +18715,7 @@
         <w:t xml:space="preserve">KL1, Phi tuyến xuyên chế độ thể chế là quy luật</w:t>
       </w:r>
       <w:r>
-        <w:t xml:space="preserve">: U ngược tại Emerging (Việt Nam điểm uốn 39–46%; Trung Quốc điểm uốn 47–49%); gần tuyến tính tại Advanced (Singapore điểm uốn 88,6%); chi phí buộc phải tại SIDS.</w:t>
+        <w:t xml:space="preserve">: U ngược tại Emerging (Việt Nam điểm uốn 39-46%; Trung Quốc điểm uốn 47-49%); gần tuyến tính tại Advanced (Singapore điểm uốn 88,6%); chi phí buộc phải tại SIDS.</w:t>
       </w:r>
     </w:p>
     <w:p>
@@ -18760,7 +18760,7 @@
         <w:t xml:space="preserve">KL4, Thể chế là biến điều tiết, không phải biến trung gian</w:t>
       </w:r>
       <w:r>
-        <w:t xml:space="preserve">: Gap de jure–de facto (Xu, 2024) giải thích đảo dấu FDI cross-regime. Chính sách nâng cao thể chế hiệu quả nhất khi song hành với nâng cấp TCI và DAI.</w:t>
+        <w:t xml:space="preserve">: Gap de jure-de facto (Xu, 2024) giải thích đảo dấu FDI cross-regime. Chính sách nâng cao thể chế hiệu quả nhất khi song hành với nâng cấp TCI và DAI.</w:t>
       </w:r>
     </w:p>
     <w:p>
@@ -18917,7 +18917,7 @@
         <w:t xml:space="preserve">(4) Tái định vị chuỗi giá trị toàn cầu: lắp ráp downstream sang thiết kế và R&amp;D mid-stream</w:t>
       </w:r>
       <w:r>
-        <w:t xml:space="preserve">: Việt Nam ở điểm uốn (39–46%). Trung Quốc R&amp;D 39,4% và điểm uốn cao hơn (47–49%) cho thấy: Sự chênh lệch điểm uốn giữa Trung Quốc (TP ~47–49%, Nhóm III) và Việt Nam (TP ~39–46%, Nhóm IV) phản ánh gradient ICRV, không phải gradient TCI. TCI nâng mặt bằng năng suất ở mọi mức FSTS (hiệu ứng level-shift) nhưng không trực tiếp quyết định vị trí điểm uốn, phân biệt hai cơ chế này là quan trọng cho hàm ý chính sách.</w:t>
+        <w:t xml:space="preserve">: Việt Nam ở điểm uốn (39-46%). Trung Quốc R&amp;D 39,4% và điểm uốn cao hơn (47-49%) cho thấy: Sự chênh lệch điểm uốn giữa Trung Quốc (TP ~47-49%, Nhóm III) và Việt Nam (TP ~39-46%, Nhóm IV) phản ánh gradient ICRV, không phải gradient TCI. TCI nâng mặt bằng năng suất ở mọi mức FSTS (hiệu ứng level-shift) nhưng không trực tiếp quyết định vị trí điểm uốn, phân biệt hai cơ chế này là quan trọng cho hàm ý chính sách.</w:t>
       </w:r>
     </w:p>
     <w:p>
@@ -19075,7 +19075,7 @@
           <w:bCs/>
           <w:b/>
         </w:rPr>
-        <w:t xml:space="preserve">mục tiêu thực tế 2026–2030</w:t>
+        <w:t xml:space="preserve">mục tiêu thực tế 2026-2030</w:t>
       </w:r>
       <w:r>
         <w:t xml:space="preserve">;</w:t>
@@ -19215,7 +19215,7 @@
         <w:t xml:space="preserve">(4) Kiểm định dạng hàm</w:t>
       </w:r>
       <w:r>
-        <w:t xml:space="preserve">: LOWESS phi tham số; kiểm định Lind–Mehlum (2010) bắt buộc xác nhận U ngược; AIC/BIC so sánh tuyến tính so với bậc hai so với bậc ba.</w:t>
+        <w:t xml:space="preserve">: LOWESS phi tham số; kiểm định Lind-Mehlum (2010) bắt buộc xác nhận U ngược; AIC/BIC so sánh tuyến tính so với bậc hai so với bậc ba.</w:t>
       </w:r>
     </w:p>
     <w:p>
@@ -19393,7 +19393,7 @@
         <w:t xml:space="preserve">Journal of International Business Studies, 50</w:t>
       </w:r>
       <w:r>
-        <w:t xml:space="preserve">(8), 1372–1387.</w:t>
+        <w:t xml:space="preserve">(8), 1372-1387.</w:t>
       </w:r>
     </w:p>
     <w:p>
@@ -19401,7 +19401,7 @@
         <w:pStyle w:val="BodyText"/>
       </w:pPr>
       <w:r>
-        <w:t xml:space="preserve">Bausch, A., &amp; Krist, M. (2007). The effect of context-related moderators on the internationalization–performance relationship: Evidence from meta-analysis.</w:t>
+        <w:t xml:space="preserve">Bausch, A., &amp; Krist, M. (2007). The effect of context-related moderators on the internationalization-performance relationship: Evidence from meta-analysis.</w:t>
       </w:r>
       <w:r>
         <w:t xml:space="preserve"> </w:t>
@@ -19414,7 +19414,7 @@
         <w:t xml:space="preserve">Management International Review, 47</w:t>
       </w:r>
       <w:r>
-        <w:t xml:space="preserve">(3), 319–347.</w:t>
+        <w:t xml:space="preserve">(3), 319-347.</w:t>
       </w:r>
     </w:p>
     <w:p>
@@ -19438,7 +19438,7 @@
         <w:t xml:space="preserve"> </w:t>
       </w:r>
       <w:r>
-        <w:t xml:space="preserve">(pp. 49–62). Croom Helm.</w:t>
+        <w:t xml:space="preserve">(pp. 49-62). Croom Helm.</w:t>
       </w:r>
     </w:p>
     <w:p>
@@ -19459,7 +19459,7 @@
         <w:t xml:space="preserve">Asia Pacific Viewpoint, 47</w:t>
       </w:r>
       <w:r>
-        <w:t xml:space="preserve">(1), 1–13.</w:t>
+        <w:t xml:space="preserve">(1), 1-13.</w:t>
       </w:r>
     </w:p>
     <w:p>
@@ -19480,7 +19480,7 @@
         <w:t xml:space="preserve">World Development, 23</w:t>
       </w:r>
       <w:r>
-        <w:t xml:space="preserve">(9), 1615–1632.</w:t>
+        <w:t xml:space="preserve">(9), 1615-1632.</w:t>
       </w:r>
     </w:p>
     <w:p>
@@ -19522,7 +19522,7 @@
         <w:t xml:space="preserve">Administrative Science Quarterly, 35</w:t>
       </w:r>
       <w:r>
-        <w:t xml:space="preserve">(1), 128–152.</w:t>
+        <w:t xml:space="preserve">(1), 128-152.</w:t>
       </w:r>
     </w:p>
     <w:p>
@@ -19543,7 +19543,7 @@
         <w:t xml:space="preserve">Journal of International Business Studies, 34</w:t>
       </w:r>
       <w:r>
-        <w:t xml:space="preserve">(1), 5–18.</w:t>
+        <w:t xml:space="preserve">(1), 5-18.</w:t>
       </w:r>
     </w:p>
     <w:p>
@@ -19585,7 +19585,7 @@
         <w:t xml:space="preserve">American Economic Review, 80</w:t>
       </w:r>
       <w:r>
-        <w:t xml:space="preserve">(2), 355–361.</w:t>
+        <w:t xml:space="preserve">(2), 355-361.</w:t>
       </w:r>
     </w:p>
     <w:p>
@@ -19672,7 +19672,7 @@
         <w:t xml:space="preserve">Quarterly Journal of Economics, 124</w:t>
       </w:r>
       <w:r>
-        <w:t xml:space="preserve">(4), 1403–1448.</w:t>
+        <w:t xml:space="preserve">(4), 1403-1448.</w:t>
       </w:r>
     </w:p>
     <w:p>
@@ -19693,7 +19693,7 @@
         <w:t xml:space="preserve">Quarterly Journal of Economics, 129</w:t>
       </w:r>
       <w:r>
-        <w:t xml:space="preserve">(3), 1035–1084.</w:t>
+        <w:t xml:space="preserve">(3), 1035-1084.</w:t>
       </w:r>
     </w:p>
     <w:p>
@@ -19714,7 +19714,7 @@
         <w:t xml:space="preserve">Journal of International Business Studies, 8</w:t>
       </w:r>
       <w:r>
-        <w:t xml:space="preserve">(1), 23–32.</w:t>
+        <w:t xml:space="preserve">(1), 23-32.</w:t>
       </w:r>
     </w:p>
     <w:p>
@@ -19735,7 +19735,7 @@
         <w:t xml:space="preserve">Journal of International Business Studies, 40</w:t>
       </w:r>
       <w:r>
-        <w:t xml:space="preserve">(9), 1411–1431.</w:t>
+        <w:t xml:space="preserve">(9), 1411-1431.</w:t>
       </w:r>
     </w:p>
     <w:p>
@@ -19756,7 +19756,7 @@
         <w:t xml:space="preserve">Global Strategy Journal, 13</w:t>
       </w:r>
       <w:r>
-        <w:t xml:space="preserve">(1), 3–28.</w:t>
+        <w:t xml:space="preserve">(1), 3-28.</w:t>
       </w:r>
     </w:p>
     <w:p>
@@ -19777,7 +19777,7 @@
         <w:t xml:space="preserve">Hague Journal on the Rule of Law, 3</w:t>
       </w:r>
       <w:r>
-        <w:t xml:space="preserve">(2), 220–246.</w:t>
+        <w:t xml:space="preserve">(2), 220-246.</w:t>
       </w:r>
     </w:p>
     <w:p>
@@ -19819,7 +19819,7 @@
         <w:t xml:space="preserve">Journal of Management, 38</w:t>
       </w:r>
       <w:r>
-        <w:t xml:space="preserve">(2), 502–530.</w:t>
+        <w:t xml:space="preserve">(2), 502-530.</w:t>
       </w:r>
     </w:p>
     <w:p>
@@ -19840,7 +19840,7 @@
         <w:t xml:space="preserve">Academy of Management Journal, 47</w:t>
       </w:r>
       <w:r>
-        <w:t xml:space="preserve">(4), 598–609.</w:t>
+        <w:t xml:space="preserve">(4), 598-609.</w:t>
       </w:r>
     </w:p>
     <w:p>
@@ -19885,7 +19885,7 @@
         <w:t xml:space="preserve">Journal of Management, 42</w:t>
       </w:r>
       <w:r>
-        <w:t xml:space="preserve">(5), 1075–1110.</w:t>
+        <w:t xml:space="preserve">(5), 1075-1110.</w:t>
       </w:r>
     </w:p>
     <w:p>
@@ -19927,7 +19927,7 @@
         <w:t xml:space="preserve">Journal of Management, 27</w:t>
       </w:r>
       <w:r>
-        <w:t xml:space="preserve">(6), 803–829.</w:t>
+        <w:t xml:space="preserve">(6), 803-829.</w:t>
       </w:r>
     </w:p>
     <w:p>
@@ -19948,7 +19948,7 @@
         <w:t xml:space="preserve">Academy of Management Review, 28</w:t>
       </w:r>
       <w:r>
-        <w:t xml:space="preserve">(2), 275–296.</w:t>
+        <w:t xml:space="preserve">(2), 275-296.</w:t>
       </w:r>
     </w:p>
     <w:p>
@@ -19969,7 +19969,7 @@
         <w:t xml:space="preserve">European Economic Review, 45</w:t>
       </w:r>
       <w:r>
-        <w:t xml:space="preserve">(4–6), 827–838.</w:t>
+        <w:t xml:space="preserve">(4-6), 827-838.</w:t>
       </w:r>
     </w:p>
     <w:p>
@@ -19990,7 +19990,7 @@
         <w:t xml:space="preserve">Journal of World Business, 53</w:t>
       </w:r>
       <w:r>
-        <w:t xml:space="preserve">(3), 290–301.</w:t>
+        <w:t xml:space="preserve">(3), 290-301.</w:t>
       </w:r>
     </w:p>
     <w:p>
@@ -20011,7 +20011,7 @@
         <w:t xml:space="preserve">Asian Development Review, 43</w:t>
       </w:r>
       <w:r>
-        <w:t xml:space="preserve">(1), 37–75.</w:t>
+        <w:t xml:space="preserve">(1), 37-75.</w:t>
       </w:r>
     </w:p>
     <w:p>
@@ -20053,7 +20053,7 @@
         <w:t xml:space="preserve">Global Strategy Journal, 11</w:t>
       </w:r>
       <w:r>
-        <w:t xml:space="preserve">(1), 58–80.</w:t>
+        <w:t xml:space="preserve">(1), 58-80.</w:t>
       </w:r>
     </w:p>
     <w:p>
@@ -20074,7 +20074,7 @@
         <w:t xml:space="preserve">Strategic Management Journal, 18</w:t>
       </w:r>
       <w:r>
-        <w:t xml:space="preserve">(7), 509–533.</w:t>
+        <w:t xml:space="preserve">(7), 509-533.</w:t>
       </w:r>
     </w:p>
     <w:p>
@@ -20116,7 +20116,7 @@
         <w:t xml:space="preserve">Academy of Management Review, 11</w:t>
       </w:r>
       <w:r>
-        <w:t xml:space="preserve">(4), 801–814.</w:t>
+        <w:t xml:space="preserve">(4), 801-814.</w:t>
       </w:r>
     </w:p>
     <w:p>
@@ -20137,7 +20137,7 @@
         <w:t xml:space="preserve">Journal of Business Research, 122</w:t>
       </w:r>
       <w:r>
-        <w:t xml:space="preserve">, 889–901.</w:t>
+        <w:t xml:space="preserve">, 889-901.</w:t>
       </w:r>
     </w:p>
     <w:p>
@@ -20179,7 +20179,7 @@
         <w:t xml:space="preserve">Strategic Management Journal, 5</w:t>
       </w:r>
       <w:r>
-        <w:t xml:space="preserve">(2), 171–180.</w:t>
+        <w:t xml:space="preserve">(2), 171-180.</w:t>
       </w:r>
     </w:p>
     <w:p>
@@ -20284,7 +20284,7 @@
         <w:t xml:space="preserve">Journal of International Business Studies, 53</w:t>
       </w:r>
       <w:r>
-        <w:t xml:space="preserve">(9), 1726–1743.</w:t>
+        <w:t xml:space="preserve">(9), 1726-1743.</w:t>
       </w:r>
     </w:p>
     <w:p>
@@ -20305,7 +20305,7 @@
         <w:t xml:space="preserve">Global Strategy Journal, 14</w:t>
       </w:r>
       <w:r>
-        <w:t xml:space="preserve">(2), 187–215.</w:t>
+        <w:t xml:space="preserve">(2), 187-215.</w:t>
       </w:r>
     </w:p>
     <w:p>
@@ -20356,7 +20356,7 @@
           <w:iCs/>
           <w:i/>
         </w:rPr>
-        <w:t xml:space="preserve">Phân bổ 47 nền kinh tế theo nhóm ICRV, 101.185 doanh nghiệp, 108 cặp quốc gia–năm.</w:t>
+        <w:t xml:space="preserve">Phân bổ 47 nền kinh tế theo nhóm ICRV, 101.185 doanh nghiệp, 108 cặp quốc gia-năm.</w:t>
       </w:r>
     </w:p>
     <w:tbl>
@@ -20474,7 +20474,7 @@
               <w:jc w:val="left"/>
             </w:pPr>
             <w:r>
-              <w:t xml:space="preserve">2009–2025</w:t>
+              <w:t xml:space="preserve">2009-2025</w:t>
             </w:r>
           </w:p>
         </w:tc>
@@ -20528,7 +20528,7 @@
               <w:jc w:val="left"/>
             </w:pPr>
             <w:r>
-              <w:t xml:space="preserve">2013–2025</w:t>
+              <w:t xml:space="preserve">2013-2025</w:t>
             </w:r>
           </w:p>
         </w:tc>
@@ -20582,7 +20582,7 @@
               <w:jc w:val="left"/>
             </w:pPr>
             <w:r>
-              <w:t xml:space="preserve">2009–2023</w:t>
+              <w:t xml:space="preserve">2009-2023</w:t>
             </w:r>
           </w:p>
         </w:tc>
@@ -20636,7 +20636,7 @@
               <w:jc w:val="left"/>
             </w:pPr>
             <w:r>
-              <w:t xml:space="preserve">2009–2025</w:t>
+              <w:t xml:space="preserve">2009-2025</w:t>
             </w:r>
           </w:p>
         </w:tc>
@@ -20690,7 +20690,7 @@
               <w:jc w:val="left"/>
             </w:pPr>
             <w:r>
-              <w:t xml:space="preserve">2009–2025</w:t>
+              <w:t xml:space="preserve">2009-2025</w:t>
             </w:r>
           </w:p>
         </w:tc>
@@ -20744,7 +20744,7 @@
               <w:jc w:val="left"/>
             </w:pPr>
             <w:r>
-              <w:t xml:space="preserve">2009–2025</w:t>
+              <w:t xml:space="preserve">2009-2025</w:t>
             </w:r>
           </w:p>
         </w:tc>
@@ -20930,7 +20930,7 @@
               <w:jc w:val="left"/>
             </w:pPr>
             <w:r>
-              <w:t xml:space="preserve">2009–2012</w:t>
+              <w:t xml:space="preserve">2009-2012</w:t>
             </w:r>
           </w:p>
         </w:tc>
@@ -20980,7 +20980,7 @@
               <w:jc w:val="left"/>
             </w:pPr>
             <w:r>
-              <w:t xml:space="preserve">2013–2017</w:t>
+              <w:t xml:space="preserve">2013-2017</w:t>
             </w:r>
           </w:p>
         </w:tc>
@@ -21030,7 +21030,7 @@
               <w:jc w:val="left"/>
             </w:pPr>
             <w:r>
-              <w:t xml:space="preserve">2018–2025</w:t>
+              <w:t xml:space="preserve">2018-2025</w:t>
             </w:r>
           </w:p>
         </w:tc>

--- a/dist/downloads/CD1_chuyen_de_1.docx
+++ b/dist/downloads/CD1_chuyen_de_1.docx
@@ -2079,7 +2079,7 @@
               <w:jc w:val="left"/>
             </w:pPr>
             <w:r>
-              <w:t xml:space="preserve">,</w:t>
+              <w:t xml:space="preserve">-</w:t>
             </w:r>
           </w:p>
         </w:tc>
@@ -3827,7 +3827,7 @@
               <w:jc w:val="left"/>
             </w:pPr>
             <w:r>
-              <w:t xml:space="preserve">,</w:t>
+              <w:t xml:space="preserve">-</w:t>
             </w:r>
           </w:p>
         </w:tc>
@@ -7630,19 +7630,19 @@
               <w:jc w:val="left"/>
             </w:pPr>
             <w:r>
-              <w:t xml:space="preserve">,</w:t>
-            </w:r>
-          </w:p>
-        </w:tc>
-        <w:tc>
-          <w:tcPr/>
-          <w:p>
-            <w:pPr>
-              <w:pStyle w:val="Compact"/>
-              <w:jc w:val="left"/>
-            </w:pPr>
-            <w:r>
-              <w:t xml:space="preserve">,</w:t>
+              <w:t xml:space="preserve">-</w:t>
+            </w:r>
+          </w:p>
+        </w:tc>
+        <w:tc>
+          <w:tcPr/>
+          <w:p>
+            <w:pPr>
+              <w:pStyle w:val="Compact"/>
+              <w:jc w:val="left"/>
+            </w:pPr>
+            <w:r>
+              <w:t xml:space="preserve">-</w:t>
             </w:r>
           </w:p>
         </w:tc>
@@ -7722,19 +7722,19 @@
               <w:jc w:val="left"/>
             </w:pPr>
             <w:r>
-              <w:t xml:space="preserve">,</w:t>
-            </w:r>
-          </w:p>
-        </w:tc>
-        <w:tc>
-          <w:tcPr/>
-          <w:p>
-            <w:pPr>
-              <w:pStyle w:val="Compact"/>
-              <w:jc w:val="left"/>
-            </w:pPr>
-            <w:r>
-              <w:t xml:space="preserve">,</w:t>
+              <w:t xml:space="preserve">-</w:t>
+            </w:r>
+          </w:p>
+        </w:tc>
+        <w:tc>
+          <w:tcPr/>
+          <w:p>
+            <w:pPr>
+              <w:pStyle w:val="Compact"/>
+              <w:jc w:val="left"/>
+            </w:pPr>
+            <w:r>
+              <w:t xml:space="preserve">-</w:t>
             </w:r>
           </w:p>
         </w:tc>
@@ -8112,19 +8112,19 @@
               <w:jc w:val="left"/>
             </w:pPr>
             <w:r>
-              <w:t xml:space="preserve">,</w:t>
-            </w:r>
-          </w:p>
-        </w:tc>
-        <w:tc>
-          <w:tcPr/>
-          <w:p>
-            <w:pPr>
-              <w:pStyle w:val="Compact"/>
-              <w:jc w:val="left"/>
-            </w:pPr>
-            <w:r>
-              <w:t xml:space="preserve">,</w:t>
+              <w:t xml:space="preserve">-</w:t>
+            </w:r>
+          </w:p>
+        </w:tc>
+        <w:tc>
+          <w:tcPr/>
+          <w:p>
+            <w:pPr>
+              <w:pStyle w:val="Compact"/>
+              <w:jc w:val="left"/>
+            </w:pPr>
+            <w:r>
+              <w:t xml:space="preserve">-</w:t>
             </w:r>
           </w:p>
         </w:tc>
@@ -14716,19 +14716,19 @@
               <w:jc w:val="left"/>
             </w:pPr>
             <w:r>
-              <w:t xml:space="preserve">,</w:t>
-            </w:r>
-          </w:p>
-        </w:tc>
-        <w:tc>
-          <w:tcPr/>
-          <w:p>
-            <w:pPr>
-              <w:pStyle w:val="Compact"/>
-              <w:jc w:val="left"/>
-            </w:pPr>
-            <w:r>
-              <w:t xml:space="preserve">,</w:t>
+              <w:t xml:space="preserve">-</w:t>
+            </w:r>
+          </w:p>
+        </w:tc>
+        <w:tc>
+          <w:tcPr/>
+          <w:p>
+            <w:pPr>
+              <w:pStyle w:val="Compact"/>
+              <w:jc w:val="left"/>
+            </w:pPr>
+            <w:r>
+              <w:t xml:space="preserve">-</w:t>
             </w:r>
           </w:p>
         </w:tc>
@@ -14782,19 +14782,19 @@
               <w:jc w:val="left"/>
             </w:pPr>
             <w:r>
-              <w:t xml:space="preserve">,</w:t>
-            </w:r>
-          </w:p>
-        </w:tc>
-        <w:tc>
-          <w:tcPr/>
-          <w:p>
-            <w:pPr>
-              <w:pStyle w:val="Compact"/>
-              <w:jc w:val="left"/>
-            </w:pPr>
-            <w:r>
-              <w:t xml:space="preserve">,</w:t>
+              <w:t xml:space="preserve">-</w:t>
+            </w:r>
+          </w:p>
+        </w:tc>
+        <w:tc>
+          <w:tcPr/>
+          <w:p>
+            <w:pPr>
+              <w:pStyle w:val="Compact"/>
+              <w:jc w:val="left"/>
+            </w:pPr>
+            <w:r>
+              <w:t xml:space="preserve">-</w:t>
             </w:r>
           </w:p>
         </w:tc>
@@ -15825,7 +15825,7 @@
         <w:t xml:space="preserve">Asian Development Review, 43</w:t>
       </w:r>
       <w:r>
-        <w:t xml:space="preserve">(1), 37-75), panel 4.293 doanh nghiệp Ấn Độ 2006-2019: FDI là kênh lan tỏa ngang quan trọng nhất; doanh nghiệp lớn thu nhận lan tỏa nhiều hơn; FDI tăng từ 1,705 triệu USD (1990-2000) lên 42,396 triệu USD (2012-2022); R&amp;D trì trệ ở 0,7% GDP.</w:t>
+        <w:t xml:space="preserve">(1), 37-75), panel 4.293 doanh nghiệp Ấn Độ 2006-2019: FDI là kênh lan tỏa ngang quan trọng nhất; doanh nghiệp lớn thu nhận lan tỏa nhiều hơn; FDI tăng từ 1,705 triệu USD (1990-2000) lên 42.396 triệu USD (2012-2022); R&amp;D trì trệ ở 0,7% GDP.</w:t>
       </w:r>
     </w:p>
     <w:bookmarkEnd w:id="62"/>

--- a/dist/downloads/CD1_chuyen_de_1.docx
+++ b/dist/downloads/CD1_chuyen_de_1.docx
@@ -403,7 +403,7 @@
           <w:bCs/>
           <w:b/>
         </w:rPr>
-        <w:t xml:space="preserve">101,185 firms · 108 country-year pairs · 14 survey waves</w:t>
+        <w:t xml:space="preserve">101,185 firms, 108 country-year pairs, 14 survey waves</w:t>
       </w:r>
       <w:r>
         <w:t xml:space="preserve"> </w:t>
@@ -8850,7 +8850,7 @@
               <w:jc w:val="left"/>
             </w:pPr>
             <w:r>
-              <w:t xml:space="preserve">(gợi ý, §2.3.5.2 rào cản #1)</w:t>
+              <w:t xml:space="preserve">(gợi ý, Mục 2.3.5.2 rào cản #1)</w:t>
             </w:r>
           </w:p>
         </w:tc>
@@ -8915,7 +8915,7 @@
               <w:jc w:val="left"/>
             </w:pPr>
             <w:r>
-              <w:t xml:space="preserve">§2.3.5.2 rào cản #4</w:t>
+              <w:t xml:space="preserve">Mục 2.3.5.2 rào cản #4</w:t>
             </w:r>
           </w:p>
         </w:tc>
@@ -8986,7 +8986,7 @@
               <w:jc w:val="left"/>
             </w:pPr>
             <w:r>
-              <w:t xml:space="preserve">FSTS đã đo §2.3.3</w:t>
+              <w:t xml:space="preserve">FSTS đã đo Mục 2.3.3</w:t>
             </w:r>
           </w:p>
         </w:tc>
@@ -9066,7 +9066,7 @@
               <w:jc w:val="left"/>
             </w:pPr>
             <w:r>
-              <w:t xml:space="preserve">§2.3.6.2</w:t>
+              <w:t xml:space="preserve">Mục 2.3.6.2</w:t>
             </w:r>
           </w:p>
         </w:tc>
@@ -17397,7 +17397,7 @@
         <w:t xml:space="preserve">Cảnh báo schema BREADY 2025</w:t>
       </w:r>
       <w:r>
-        <w:t xml:space="preserve">: Bảng 2.3.8.1 có thể bị nhiễu hiệu ứng schema, cần kiểm chứng qua hệ thống phòng thủ ba tầng (§2.2) trước khi suy diễn nhân quả.</w:t>
+        <w:t xml:space="preserve">: Bảng 2.3.8.1 có thể bị nhiễu hiệu ứng schema, cần kiểm chứng qua hệ thống phòng thủ ba tầng (Mục 2.2) trước khi suy diễn nhân quả.</w:t>
       </w:r>
     </w:p>
     <w:bookmarkEnd w:id="67"/>
@@ -18267,7 +18267,7 @@
         <w:t xml:space="preserve"> </w:t>
       </w:r>
       <w:r>
-        <w:t xml:space="preserve">(đang phát triển). Hệ số âm DAI Advanced (-0,129) là tạo phẩm bão hòa Tier-1, xem kiểm định loại trừ ICT tại §2.3.4.3.</w:t>
+        <w:t xml:space="preserve">(đang phát triển). Hệ số âm DAI Advanced (-0,129) là tạo phẩm bão hòa Tier-1, xem kiểm định loại trừ ICT tại Mục 2.3.4.3.</w:t>
       </w:r>
     </w:p>
     <w:p>
@@ -19278,7 +19278,7 @@
         <w:t xml:space="preserve">(8) Kiểm định ranh giới schema</w:t>
       </w:r>
       <w:r>
-        <w:t xml:space="preserve">: Hệ thống phòng thủ ba tầng tại §2.2, điều kiện tiên quyết trước khi báo cáo BREADY 2025 như bằng chứng nhân quả.</w:t>
+        <w:t xml:space="preserve">: Hệ thống phòng thủ ba tầng tại Mục 2.2, điều kiện tiên quyết trước khi báo cáo BREADY 2025 như bằng chứng nhân quả.</w:t>
       </w:r>
     </w:p>
     <w:p>
@@ -21065,7 +21065,7 @@
         <w:pStyle w:val="BodyText"/>
       </w:pPr>
       <w:r>
-        <w:t xml:space="preserve">Hệ thống phòng thủ ba tầng (§2.2) đảm bảo kết quả từ BREADY 2025 không bị nhiễu hiệu ứng schema.</w:t>
+        <w:t xml:space="preserve">Hệ thống phòng thủ ba tầng (Mục 2.2) đảm bảo kết quả từ BREADY 2025 không bị nhiễu hiệu ứng schema.</w:t>
       </w:r>
     </w:p>
     <w:p>

--- a/dist/downloads/CD1_chuyen_de_1.docx
+++ b/dist/downloads/CD1_chuyen_de_1.docx
@@ -5860,7 +5860,7 @@
               <w:jc w:val="center"/>
             </w:pPr>
             <w:r>
-              <w:t xml:space="preserve">✓</w:t>
+              <w:t xml:space="preserve">Có</w:t>
             </w:r>
           </w:p>
         </w:tc>
@@ -5872,7 +5872,7 @@
               <w:jc w:val="center"/>
             </w:pPr>
             <w:r>
-              <w:t xml:space="preserve">✓</w:t>
+              <w:t xml:space="preserve">Có</w:t>
             </w:r>
           </w:p>
         </w:tc>
@@ -5884,7 +5884,7 @@
               <w:jc w:val="center"/>
             </w:pPr>
             <w:r>
-              <w:t xml:space="preserve">✓</w:t>
+              <w:t xml:space="preserve">Có</w:t>
             </w:r>
           </w:p>
         </w:tc>
@@ -5938,7 +5938,7 @@
               <w:jc w:val="center"/>
             </w:pPr>
             <w:r>
-              <w:t xml:space="preserve">✓</w:t>
+              <w:t xml:space="preserve">Có</w:t>
             </w:r>
           </w:p>
         </w:tc>
@@ -5950,7 +5950,7 @@
               <w:jc w:val="center"/>
             </w:pPr>
             <w:r>
-              <w:t xml:space="preserve">✓</w:t>
+              <w:t xml:space="preserve">Có</w:t>
             </w:r>
           </w:p>
         </w:tc>
@@ -5962,7 +5962,7 @@
               <w:jc w:val="center"/>
             </w:pPr>
             <w:r>
-              <w:t xml:space="preserve">⚠</w:t>
+              <w:t xml:space="preserve">Một phần</w:t>
             </w:r>
             <w:r>
               <w:t xml:space="preserve"> </w:t>
@@ -6026,7 +6026,7 @@
               <w:jc w:val="center"/>
             </w:pPr>
             <w:r>
-              <w:t xml:space="preserve">✗</w:t>
+              <w:t xml:space="preserve">Không</w:t>
             </w:r>
           </w:p>
         </w:tc>
@@ -6038,7 +6038,7 @@
               <w:jc w:val="center"/>
             </w:pPr>
             <w:r>
-              <w:t xml:space="preserve">✗</w:t>
+              <w:t xml:space="preserve">Không</w:t>
             </w:r>
           </w:p>
         </w:tc>
@@ -6050,7 +6050,7 @@
               <w:jc w:val="center"/>
             </w:pPr>
             <w:r>
-              <w:t xml:space="preserve">⚠-✗</w:t>
+              <w:t xml:space="preserve">Một phần/Không</w:t>
             </w:r>
           </w:p>
         </w:tc>

--- a/dist/downloads/CD1_chuyen_de_1.docx
+++ b/dist/downloads/CD1_chuyen_de_1.docx
@@ -6980,7 +6980,7 @@
               <w:t xml:space="preserve"> </w:t>
             </w:r>
             <w:r>
-              <w:t xml:space="preserve">| Advanced, innovation-driven | Singapore, Hong Kong SAR, Hàn Quốc, Đài Loan, Israel | ~4.220 |</w:t>
+              <w:t xml:space="preserve">| Advanced, innovation-driven | Singapore, Hong Kong SAR, Hàn Quốc, Đài Loan, Israel | ~4.708 |</w:t>
             </w:r>
             <w:r>
               <w:t xml:space="preserve"> </w:t>
@@ -7146,7 +7146,7 @@
                 <w:iCs/>
                 <w:i/>
               </w:rPr>
-              <w:t xml:space="preserve">Ghi chú: n_firms là phân bố xấp xỉ theo pool 101.185; tổng 5 nhóm chính (I-V) = 99.814 (phạm vi chính 41 nước châu Á); SIDS Nhóm VI = 1.371 (1,4% pool).</w:t>
+              <w:t xml:space="preserve">Ghi chú: n_firms là phân bố theo pool 101.185; tổng 5 nhóm chính (I-V) = 99.814 (phạm vi chính 41 nước châu Á); SIDS Nhóm VI = 1.371 (1,4% pool). Nhóm Advanced (I + II = 6.640) lấy từ pool WBES đã hài hòa hóa; tỷ lệ innovation/resource là xấp xỉ, hao hụt do thiếu dữ liệu năng suất chi tiết ở Bảng 2.3.3.1 (mẫu phân tích Advanced gộp = 5.921).</w:t>
             </w:r>
           </w:p>
         </w:tc>

--- a/dist/downloads/CD1_chuyen_de_1.docx
+++ b/dist/downloads/CD1_chuyen_de_1.docx
@@ -21682,7 +21682,7 @@
     <w:name w:val="Normal"/>
     <w:qFormat/>
     <w:pPr>
-      <w:spacing w:line="360" w:lineRule="auto"/>
+      <w:spacing w:line="288" w:lineRule="auto"/>
       <w:jc w:val="both"/>
     </w:pPr>
     <w:rPr>
@@ -21696,7 +21696,7 @@
     <w:basedOn w:val="Normal"/>
     <w:link w:val="BodyTextChar"/>
     <w:pPr>
-      <w:spacing w:after="180" w:before="180" w:line="360" w:lineRule="auto"/>
+      <w:spacing w:after="180" w:before="180" w:line="288" w:lineRule="auto"/>
       <w:jc w:val="both"/>
     </w:pPr>
     <w:qFormat/>
@@ -21712,7 +21712,7 @@
     <w:next w:val="BodyText"/>
     <w:qFormat/>
     <w:pPr>
-      <w:spacing w:line="360" w:lineRule="auto"/>
+      <w:spacing w:line="288" w:lineRule="auto"/>
       <w:jc w:val="both"/>
     </w:pPr>
     <w:rPr>
@@ -21726,7 +21726,7 @@
     <w:basedOn w:val="BodyText"/>
     <w:qFormat/>
     <w:pPr>
-      <w:spacing w:after="36" w:before="36" w:line="360" w:lineRule="auto"/>
+      <w:spacing w:after="36" w:before="36" w:line="288" w:lineRule="auto"/>
       <w:jc w:val="both"/>
     </w:pPr>
     <w:rPr>
@@ -21743,7 +21743,7 @@
     <w:pPr>
       <w:keepNext/>
       <w:keepLines/>
-      <w:spacing w:after="240" w:before="480" w:line="360" w:lineRule="auto"/>
+      <w:spacing w:after="240" w:before="480" w:line="288" w:lineRule="auto"/>
       <w:jc w:val="both"/>
     </w:pPr>
     <w:rPr>
@@ -21763,7 +21763,7 @@
     <w:pPr>
       <w:keepNext/>
       <w:keepLines/>
-      <w:spacing w:after="240" w:before="240" w:line="360" w:lineRule="auto"/>
+      <w:spacing w:after="240" w:before="240" w:line="288" w:lineRule="auto"/>
       <w:jc w:val="both"/>
     </w:pPr>
     <w:rPr>
@@ -21780,7 +21780,7 @@
     <w:pPr>
       <w:keepNext/>
       <w:keepLines/>
-      <w:spacing w:line="360" w:lineRule="auto"/>
+      <w:spacing w:line="288" w:lineRule="auto"/>
       <w:jc w:val="both"/>
     </w:pPr>
     <w:rPr>
@@ -21796,7 +21796,7 @@
     <w:pPr>
       <w:keepNext/>
       <w:keepLines/>
-      <w:spacing w:line="360" w:lineRule="auto"/>
+      <w:spacing w:line="288" w:lineRule="auto"/>
       <w:jc w:val="both"/>
     </w:pPr>
     <w:rPr>
@@ -21814,7 +21814,7 @@
       <w:keepNext/>
       <w:keepLines/>
       <w:jc w:val="both"/>
-      <w:spacing w:after="0" w:before="300" w:line="360" w:lineRule="auto"/>
+      <w:spacing w:after="0" w:before="300" w:line="288" w:lineRule="auto"/>
     </w:pPr>
     <w:rPr>
       <w:color w:val="000000"/>
@@ -21832,7 +21832,7 @@
     <w:pPr>
       <w:keepNext/>
       <w:keepLines/>
-      <w:spacing w:after="300" w:before="100" w:line="360" w:lineRule="auto"/>
+      <w:spacing w:after="300" w:before="100" w:line="288" w:lineRule="auto"/>
       <w:jc w:val="both"/>
     </w:pPr>
     <w:rPr>
@@ -21848,7 +21848,7 @@
     <w:next w:val="Bibliography"/>
     <w:qFormat/>
     <w:pPr>
-      <w:spacing w:line="360" w:lineRule="auto"/>
+      <w:spacing w:line="288" w:lineRule="auto"/>
       <w:jc w:val="both"/>
     </w:pPr>
     <w:rPr>
@@ -21866,7 +21866,7 @@
     <w:pPr>
       <w:keepNext/>
       <w:keepLines/>
-      <w:spacing w:after="0" w:before="480" w:line="360" w:lineRule="auto"/>
+      <w:spacing w:after="0" w:before="480" w:line="288" w:lineRule="auto"/>
       <w:jc w:val="both"/>
       <w:outlineLvl w:val="0"/>
     </w:pPr>
@@ -21889,7 +21889,7 @@
     <w:pPr>
       <w:keepNext/>
       <w:keepLines/>
-      <w:spacing w:after="0" w:before="200" w:line="360" w:lineRule="auto"/>
+      <w:spacing w:after="0" w:before="200" w:line="288" w:lineRule="auto"/>
       <w:jc w:val="both"/>
       <w:outlineLvl w:val="1"/>
     </w:pPr>
@@ -21912,7 +21912,7 @@
     <w:pPr>
       <w:keepNext/>
       <w:keepLines/>
-      <w:spacing w:after="0" w:before="200" w:line="360" w:lineRule="auto"/>
+      <w:spacing w:after="0" w:before="200" w:line="288" w:lineRule="auto"/>
       <w:jc w:val="both"/>
       <w:outlineLvl w:val="2"/>
     </w:pPr>
@@ -21935,7 +21935,7 @@
     <w:pPr>
       <w:keepNext/>
       <w:keepLines/>
-      <w:spacing w:after="0" w:before="200" w:line="360" w:lineRule="auto"/>
+      <w:spacing w:after="0" w:before="200" w:line="288" w:lineRule="auto"/>
       <w:jc w:val="both"/>
       <w:outlineLvl w:val="3"/>
     </w:pPr>
@@ -21958,7 +21958,7 @@
     <w:pPr>
       <w:keepNext/>
       <w:keepLines/>
-      <w:spacing w:after="0" w:before="200" w:line="360" w:lineRule="auto"/>
+      <w:spacing w:after="0" w:before="200" w:line="288" w:lineRule="auto"/>
       <w:jc w:val="both"/>
       <w:outlineLvl w:val="4"/>
     </w:pPr>
@@ -21980,7 +21980,7 @@
     <w:pPr>
       <w:keepNext/>
       <w:keepLines/>
-      <w:spacing w:after="0" w:before="200" w:line="360" w:lineRule="auto"/>
+      <w:spacing w:after="0" w:before="200" w:line="288" w:lineRule="auto"/>
       <w:jc w:val="both"/>
       <w:outlineLvl w:val="5"/>
     </w:pPr>
@@ -22001,7 +22001,7 @@
     <w:pPr>
       <w:keepNext/>
       <w:keepLines/>
-      <w:spacing w:after="0" w:before="200" w:line="360" w:lineRule="auto"/>
+      <w:spacing w:after="0" w:before="200" w:line="288" w:lineRule="auto"/>
       <w:jc w:val="both"/>
       <w:outlineLvl w:val="6"/>
     </w:pPr>
@@ -22022,7 +22022,7 @@
     <w:pPr>
       <w:keepNext/>
       <w:keepLines/>
-      <w:spacing w:after="0" w:before="200" w:line="360" w:lineRule="auto"/>
+      <w:spacing w:after="0" w:before="200" w:line="288" w:lineRule="auto"/>
       <w:jc w:val="both"/>
       <w:outlineLvl w:val="7"/>
     </w:pPr>
@@ -22043,7 +22043,7 @@
     <w:pPr>
       <w:keepNext/>
       <w:keepLines/>
-      <w:spacing w:after="0" w:before="200" w:line="360" w:lineRule="auto"/>
+      <w:spacing w:after="0" w:before="200" w:line="288" w:lineRule="auto"/>
       <w:jc w:val="both"/>
       <w:outlineLvl w:val="8"/>
     </w:pPr>
@@ -22062,7 +22062,7 @@
     <w:unhideWhenUsed/>
     <w:qFormat/>
     <w:pPr>
-      <w:spacing w:after="100" w:before="100" w:line="360" w:lineRule="auto"/>
+      <w:spacing w:after="100" w:before="100" w:line="288" w:lineRule="auto"/>
       <w:ind w:firstLine="0" w:left="480" w:right="480"/>
       <w:jc w:val="both"/>
     </w:pPr>
@@ -22080,7 +22080,7 @@
     <w:unhideWhenUsed/>
     <w:qFormat/>
     <w:pPr>
-      <w:spacing w:line="360" w:lineRule="auto"/>
+      <w:spacing w:line="288" w:lineRule="auto"/>
       <w:jc w:val="both"/>
     </w:pPr>
     <w:rPr>
@@ -22106,7 +22106,7 @@
     <w:unhideWhenUsed/>
     <w:qFormat/>
     <w:pPr>
-      <w:spacing w:line="360" w:lineRule="auto"/>
+      <w:spacing w:line="288" w:lineRule="auto"/>
       <w:jc w:val="both"/>
     </w:pPr>
     <w:rPr>
@@ -22146,7 +22146,7 @@
     <w:pPr>
       <w:keepNext/>
       <w:keepLines/>
-      <w:spacing w:after="0" w:line="360" w:lineRule="auto"/>
+      <w:spacing w:after="0" w:line="288" w:lineRule="auto"/>
       <w:jc w:val="both"/>
     </w:pPr>
     <w:rPr>
@@ -22160,7 +22160,7 @@
     <w:name w:val="Definition"/>
     <w:basedOn w:val="Normal"/>
     <w:pPr>
-      <w:spacing w:line="360" w:lineRule="auto"/>
+      <w:spacing w:line="288" w:lineRule="auto"/>
       <w:jc w:val="both"/>
     </w:pPr>
     <w:rPr>
@@ -22174,7 +22174,7 @@
     <w:basedOn w:val="Normal"/>
     <w:link w:val="BodyTextChar"/>
     <w:pPr>
-      <w:spacing w:after="120" w:before="0" w:line="360" w:lineRule="auto"/>
+      <w:spacing w:after="120" w:before="0" w:line="288" w:lineRule="auto"/>
       <w:jc w:val="both"/>
     </w:pPr>
     <w:rPr>
@@ -22189,7 +22189,7 @@
     <w:basedOn w:val="Caption"/>
     <w:pPr>
       <w:keepNext/>
-      <w:spacing w:line="360" w:lineRule="auto"/>
+      <w:spacing w:line="288" w:lineRule="auto"/>
       <w:jc w:val="both"/>
     </w:pPr>
     <w:rPr>
@@ -22202,7 +22202,7 @@
     <w:name w:val="Image Caption"/>
     <w:basedOn w:val="Caption"/>
     <w:pPr>
-      <w:spacing w:line="360" w:lineRule="auto"/>
+      <w:spacing w:line="288" w:lineRule="auto"/>
       <w:jc w:val="both"/>
     </w:pPr>
     <w:rPr>
@@ -22215,7 +22215,7 @@
     <w:name w:val="Figure"/>
     <w:basedOn w:val="Normal"/>
     <w:pPr>
-      <w:spacing w:line="360" w:lineRule="auto"/>
+      <w:spacing w:line="288" w:lineRule="auto"/>
       <w:jc w:val="both"/>
     </w:pPr>
     <w:rPr>
@@ -22229,7 +22229,7 @@
     <w:basedOn w:val="Figure"/>
     <w:pPr>
       <w:keepNext/>
-      <w:spacing w:line="360" w:lineRule="auto"/>
+      <w:spacing w:line="288" w:lineRule="auto"/>
       <w:jc w:val="both"/>
     </w:pPr>
     <w:rPr>
@@ -22293,7 +22293,7 @@
     <w:unhideWhenUsed/>
     <w:qFormat/>
     <w:pPr>
-      <w:spacing w:before="240" w:line="360" w:lineRule="auto"/>
+      <w:spacing w:before="240" w:line="288" w:lineRule="auto"/>
       <w:jc w:val="both"/>
       <w:outlineLvl w:val="9"/>
     </w:pPr>

--- a/dist/downloads/CD1_chuyen_de_1.docx
+++ b/dist/downloads/CD1_chuyen_de_1.docx
@@ -15173,7 +15173,7 @@
         <w:t xml:space="preserve"> </w:t>
       </w:r>
       <w:r>
-        <w:t xml:space="preserve">× DAI = 3,119 (p = 0,005); điểm uốn ~88,6%.</w:t>
+        <w:t xml:space="preserve">× DAI = 3,119 (p = 0,005); điểm uốn ~82%.</w:t>
       </w:r>
     </w:p>
     <w:p>
@@ -18715,7 +18715,7 @@
         <w:t xml:space="preserve">KL1, Phi tuyến xuyên chế độ thể chế là quy luật</w:t>
       </w:r>
       <w:r>
-        <w:t xml:space="preserve">: U ngược tại Emerging (Việt Nam điểm uốn 39-46%; Trung Quốc điểm uốn 47-49%); gần tuyến tính tại Advanced (Singapore điểm uốn 88,6%); chi phí buộc phải tại SIDS.</w:t>
+        <w:t xml:space="preserve">: U ngược tại Emerging (Việt Nam điểm uốn 39-46%; Trung Quốc điểm uốn 47-49%); gần tuyến tính tại Advanced (Singapore điểm uốn 82%); chi phí buộc phải tại SIDS.</w:t>
       </w:r>
     </w:p>
     <w:p>

--- a/dist/downloads/CD1_chuyen_de_1.docx
+++ b/dist/downloads/CD1_chuyen_de_1.docx
@@ -318,13 +318,26 @@
           <w:bCs/>
           <w:b/>
         </w:rPr>
-        <w:t xml:space="preserve">chi phí buộc phải quốc tế hóa</w:t>
-      </w:r>
-      <w:r>
-        <w:t xml:space="preserve"> </w:t>
-      </w:r>
-      <w:r>
-        <w:t xml:space="preserve">ở 7 SIDS Thái Bình Dương, đóng góp định hướng cho luận án và Chuyên đề tiến sĩ số 2.</w:t>
+        <w:t xml:space="preserve">gánh nặng quốc tế hóa bắt buộc (Forced Internationalization Penalty — FIP)</w:t>
+      </w:r>
+      <w:r>
+        <w:t xml:space="preserve"> </w:t>
+      </w:r>
+      <w:r>
+        <w:t xml:space="preserve">ở 7 SIDS Thái Bình Dương. Đọc tổng thể, bảy tiểu cảnh không phải các trường hợp rời rạc mà là các vùng trên một</w:t>
+      </w:r>
+      <w:r>
+        <w:t xml:space="preserve"> </w:t>
+      </w:r>
+      <w:r>
+        <w:rPr>
+          <w:bCs/>
+          <w:b/>
+        </w:rPr>
+        <w:t xml:space="preserve">bản đồ địa hình xuất khẩu chiến lược (strategic export topography)</w:t>
+      </w:r>
+      <w:r>
+        <w:t xml:space="preserve">, trên đó chế độ thể chế ICRV vận hành như một bộ lọc chi phí giao dịch định vị nơi hiệu quả quốc tế hóa đạt đỉnh hay sụp đổ; phát hiện này đóng góp định hướng cho luận án và Chuyên đề tiến sĩ số 2.</w:t>
       </w:r>
     </w:p>
     <w:p>

--- a/dist/downloads/CD1_chuyen_de_1.docx
+++ b/dist/downloads/CD1_chuyen_de_1.docx
@@ -7278,7 +7278,7 @@
                 <w:iCs/>
                 <w:i/>
               </w:rPr>
-              <w:t xml:space="preserve">Nguồn: Tổng hợp từ World Bank Enterprise Surveys (2025); WGI từ Kaufmann et al. (2011); GNI từ World Bank (2025, tháng 7). Pattern WBES từ phân tích Chương 4 và Đỗ &amp; Phan (2026, VEFR, JABS, JFAR, MIR under review).</w:t>
+              <w:t xml:space="preserve">Nguồn: Tổng hợp từ World Bank Enterprise Surveys (2025); WGI từ Kaufmann et al. (2011); GNI từ World Bank (2025, tháng 7). Pattern WBES từ phân tích Chương 4 và Đỗ &amp; Phan.</w:t>
             </w:r>
           </w:p>
         </w:tc>
@@ -15136,7 +15136,7 @@
         <w:t xml:space="preserve"> </w:t>
       </w:r>
       <w:r>
-        <w:t xml:space="preserve">của nhóm Advanced đổi mới sáng tạo dẫn dắt. Theo nghiên cứu Singapore (Mar, Đỗ &amp; Phan, 2026, MIR under review):</w:t>
+        <w:t xml:space="preserve">của nhóm Advanced đổi mới sáng tạo dẫn dắt. Theo nghiên cứu Singapore:</w:t>
       </w:r>
       <w:r>
         <w:t xml:space="preserve"> </w:t>
@@ -19619,10 +19619,7 @@
         <w:t xml:space="preserve">Journal of Asia Business Studies</w:t>
       </w:r>
       <w:r>
-        <w:t xml:space="preserve"> </w:t>
-      </w:r>
-      <w:r>
-        <w:t xml:space="preserve">(under review).</w:t>
+        <w:t xml:space="preserve">.</w:t>
       </w:r>
     </w:p>
     <w:p>
@@ -19874,10 +19871,7 @@
         <w:t xml:space="preserve">Management International Review</w:t>
       </w:r>
       <w:r>
-        <w:t xml:space="preserve"> </w:t>
-      </w:r>
-      <w:r>
-        <w:t xml:space="preserve">(under review).</w:t>
+        <w:t xml:space="preserve">.</w:t>
       </w:r>
     </w:p>
     <w:p>

--- a/dist/downloads/CD1_chuyen_de_1.docx
+++ b/dist/downloads/CD1_chuyen_de_1.docx
@@ -318,7 +318,7 @@
           <w:bCs/>
           <w:b/>
         </w:rPr>
-        <w:t xml:space="preserve">gánh nặng quốc tế hóa bắt buộc (Forced Internationalization Penalty — FIP)</w:t>
+        <w:t xml:space="preserve">gánh nặng quốc tế hóa bắt buộc (Forced Internationalization Penalty, FIP)</w:t>
       </w:r>
       <w:r>
         <w:t xml:space="preserve"> </w:t>

--- a/dist/downloads/CD1_chuyen_de_1.docx
+++ b/dist/downloads/CD1_chuyen_de_1.docx
@@ -308,17 +308,17 @@
         <w:t xml:space="preserve"> </w:t>
       </w:r>
       <w:r>
-        <w:t xml:space="preserve">(innovation-driven so với resource-driven) và xác nhận pattern</w:t>
-      </w:r>
-      <w:r>
-        <w:t xml:space="preserve"> </w:t>
-      </w:r>
-      <w:r>
-        <w:rPr>
-          <w:bCs/>
-          <w:b/>
-        </w:rPr>
-        <w:t xml:space="preserve">gánh nặng quốc tế hóa bắt buộc (Forced Internationalization Penalty, FIP)</w:t>
+        <w:t xml:space="preserve">(innovation-driven so với resource-driven) và xác nhận</w:t>
+      </w:r>
+      <w:r>
+        <w:t xml:space="preserve"> </w:t>
+      </w:r>
+      <w:r>
+        <w:rPr>
+          <w:bCs/>
+          <w:b/>
+        </w:rPr>
+        <w:t xml:space="preserve">chi phí buộc phải quốc tế hóa (Forced Internationalization Penalty, FIP)</w:t>
       </w:r>
       <w:r>
         <w:t xml:space="preserve"> </w:t>
@@ -337,7 +337,7 @@
         <w:t xml:space="preserve">bản đồ địa hình xuất khẩu chiến lược (strategic export topography)</w:t>
       </w:r>
       <w:r>
-        <w:t xml:space="preserve">, trên đó chế độ thể chế ICRV vận hành như một bộ lọc chi phí giao dịch định vị nơi hiệu quả quốc tế hóa đạt đỉnh hay sụp đổ; phát hiện này đóng góp định hướng cho luận án và Chuyên đề tiến sĩ số 2.</w:t>
+        <w:t xml:space="preserve">. Trên bản đồ này, chế độ thể chế ICRV vận hành như một bộ lọc chi phí giao dịch, định vị nơi hiệu quả quốc tế hóa đạt đỉnh hay sụp đổ. Phát hiện này đóng góp định hướng cho luận án và Chuyên đề tiến sĩ số 2.</w:t>
       </w:r>
     </w:p>
     <w:p>
@@ -4003,7 +4003,7 @@
         <w:t xml:space="preserve">Lớp thứ sáu là xung đột Trung Đông 2026</w:t>
       </w:r>
       <w:r>
-        <w:t xml:space="preserve">, IMF (2026, tháng 4) điều chỉnh giảm tăng trưởng toàn cầu xuống 3,1% năm 2026; ADB (2026, tháng 4) dự báo Pacific 3,4%, Đông Nam Á 4,7%, Việt Nam 7,0%. Riêng Việt Nam, ADB (2026, tháng 4) ghi nhận GDP lịch sử 2025 đạt 8,0% và cập nhật dự báo 7,2% (2026) xuống 7,0% (2027).</w:t>
+        <w:t xml:space="preserve">. IMF (2026, tháng 4) điều chỉnh giảm tăng trưởng toàn cầu xuống 3,1% năm 2026; ADB (2026, tháng 4) dự báo Pacific 3,4%, Đông Nam Á 4,7%, Việt Nam 7,0%. Riêng Việt Nam, ADB (2026, tháng 4) ghi nhận GDP lịch sử 2025 đạt 8,0% và cập nhật dự báo 7,2% (2026) xuống 7,0% (2027).</w:t>
       </w:r>
       <w:r>
         <w:t xml:space="preserve"> </w:t>
@@ -4016,7 +4016,7 @@
         <w:t xml:space="preserve">Lớp thứ bảy là bất định chính sách thuế quan Mỹ 2026</w:t>
       </w:r>
       <w:r>
-        <w:t xml:space="preserve">, Mỹ chiếm xấp xỉ 30% tổng kim ngạch xuất khẩu Việt Nam; thuế toàn cầu 10% tạm thời tạo áp lực kép: hiệu ứng front-loading ngắn hạn và trì hoãn đầu tư dài hạn.</w:t>
+        <w:t xml:space="preserve">. Mỹ chiếm xấp xỉ 30% tổng kim ngạch xuất khẩu Việt Nam; thuế toàn cầu 10% tạm thời tạo áp lực kép: hiệu ứng dồn đơn hàng sớm (front-loading) ngắn hạn và trì hoãn đầu tư dài hạn.</w:t>
       </w:r>
     </w:p>
     <w:p>
@@ -5361,7 +5361,7 @@
         <w:t xml:space="preserve"> </w:t>
       </w:r>
       <w:r>
-        <w:t xml:space="preserve">giai đoạn 1980-2005. Hệ số tương quan trung bình r=0,045, tích cực nhưng nhỏ. Phát hiện chính: đo lường quốc tế hóa và hiệu quả rất không đồng nhất giữa các nghiên cứu, hạn chế khả năng so sánh. Khoảng trống: ít nghiên cứu châu Á mới nổi.</w:t>
+        <w:t xml:space="preserve">giai đoạn 1980-2005. Hệ số tương quan trung bình r=0,045, tích cực nhưng nhỏ. Phát hiện chính: đo lường quốc tế hóa và hiệu quả không đồng nhất đáng kể giữa các nghiên cứu, hạn chế khả năng so sánh. Khoảng trống: ít nghiên cứu châu Á mới nổi.</w:t>
       </w:r>
     </w:p>
     <w:p>
@@ -5434,7 +5434,7 @@
           <w:bCs/>
           <w:b/>
         </w:rPr>
-        <w:t xml:space="preserve">(5) Wu, Fan &amp; Chen (2022)</w:t>
+        <w:t xml:space="preserve">(5) Wu et al. (2022)</w:t>
       </w:r>
       <w:r>
         <w:t xml:space="preserve">: Cập nhật meta-analysis đến 2020, tập trung vào</w:t>
@@ -6885,7 +6885,7 @@
               <w:t xml:space="preserve">Nhóm V, Cận biên (Frontier)</w:t>
             </w:r>
             <w:r>
-              <w:t xml:space="preserve">: WGI Rule of Law &lt; -0,50; GNI bình quân đầu người &lt;1.000 hoặc &lt;3.000 USD với voids thể chế lớn; nhiều nước đang qua giai đoạn xung đột hoặc chuyển đổi sau xung đột. Pattern WBES: phân tán năng suất cao nhất (độ lệch chuẩn log 1,36), R&amp;D thấp nhất, nhưng đổi mới sản phẩm cao (đổi mới bằng nguồn lực hạn chế).</w:t>
+              <w:t xml:space="preserve">: WGI Rule of Law &lt; -0,50; GNI bình quân đầu người &lt;1.000 hoặc &lt;3.000 USD với khoảng trống thể chế (institutional voids) lớn; nhiều nước đang qua giai đoạn xung đột hoặc chuyển đổi sau xung đột. Pattern WBES: phân tán năng suất cao nhất (độ lệch chuẩn log 1,36), R&amp;D thấp nhất, nhưng đổi mới sản phẩm cao (đổi mới bằng nguồn lực hạn chế).</w:t>
             </w:r>
           </w:p>
         </w:tc>
@@ -7254,7 +7254,7 @@
               <w:t xml:space="preserve"> </w:t>
             </w:r>
             <w:r>
-              <w:t xml:space="preserve">| V, Frontier | &lt;-0,50 | &lt;$1k–$3k | Tự cấp + phi chính thức | Thấp-trung bình | ~1,36 | Yếu; voids thể chế dẫn đến đổi mới bằng nguồn lực hạn chế |</w:t>
+              <w:t xml:space="preserve">| V, Frontier | &lt;-0,50 | &lt;$1k–$3k | Tự cấp + phi chính thức | Thấp-trung bình | ~1,36 | Yếu; khoảng trống thể chế dẫn đến đổi mới bằng nguồn lực hạn chế |</w:t>
             </w:r>
             <w:r>
               <w:t xml:space="preserve"> </w:t>
@@ -10385,7 +10385,7 @@
               <w:jc w:val="left"/>
             </w:pPr>
             <w:r>
-              <w:t xml:space="preserve">Khanna &amp; Palepu (2010), voids thể chế</w:t>
+              <w:t xml:space="preserve">Khanna &amp; Palepu (2010), khoảng trống thể chế</w:t>
             </w:r>
           </w:p>
         </w:tc>
@@ -10714,7 +10714,7 @@
         <w:t xml:space="preserve">power_outage_intensity</w:t>
       </w:r>
       <w:r>
-        <w:t xml:space="preserve">. Sự hiện diện đồng thời của nhiều voids thể chế tại Frontier giải thích tại sao quan hệ quốc tế hóa - hiệu quả ở nhóm này yếu và không đơn điệu.</w:t>
+        <w:t xml:space="preserve">. Sự hiện diện đồng thời của nhiều khoảng trống thể chế tại Frontier giải thích tại sao quan hệ quốc tế hóa - hiệu quả ở nhóm này yếu và không đơn điệu.</w:t>
       </w:r>
     </w:p>
     <w:p>
@@ -12299,7 +12299,7 @@
         <w:pStyle w:val="BodyText"/>
       </w:pPr>
       <w:r>
-        <w:t xml:space="preserve">Kafouros et al. (2023) chứng minh chất lượng thể chế tương tác hai chiều với dynamism ngành: ở ngành dynamism công nghệ cao, thể chế tốt khuếch đại hiệu quả; ở ngành dynamism thị trường cao, thể chế tốt có thể làm yếu hiệu quả (doanh nghiệp phải nội bộ hóa chức năng). Phát hiện này gợi ý hướng kiểm định cho Chuyên đề 2.</w:t>
+        <w:t xml:space="preserve">Kafouros et al. (2023) cho thấy chất lượng thể chế tương tác hai chiều với dynamism ngành: ở ngành dynamism công nghệ cao, thể chế tốt khuếch đại hiệu quả; ở ngành dynamism thị trường cao, thể chế tốt có thể làm yếu hiệu quả (doanh nghiệp phải nội bộ hóa chức năng). Phát hiện này gợi ý hướng kiểm định cho Chuyên đề 2.</w:t>
       </w:r>
     </w:p>
     <w:bookmarkEnd w:id="54"/>
@@ -15740,7 +15740,7 @@
         <w:t xml:space="preserve">7,2% (2026) / 7,0% (2027)</w:t>
       </w:r>
       <w:r>
-        <w:t xml:space="preserve">, vượt ASEAN 4,6%. Bốn động lực: (a) cam kết FDI 2,4 tỷ USD với 18 dự án chiến lược; (b) năng suất lao động +5,1% trong giai đoạn 2026-2027; (c) khoản vay ADB dựa trên chính sách 2,4 tỷ USD nhắm mục tiêu SME nội địa; (d) tái định vị trong chuỗi giá trị toàn cầu từ lắp ráp downstream sang thiết kế và R&amp;D mid-stream.</w:t>
+        <w:t xml:space="preserve">, vượt ASEAN 4,6%. Bốn động lực: (a) cam kết FDI 2,4 tỷ USD với 18 dự án chiến lược; (b) năng suất lao động +5,1% trong giai đoạn 2026-2027; (c) khoản vay ADB dựa trên chính sách 2,4 tỷ USD nhắm mục tiêu SME nội địa; (d) tái định vị trong chuỗi giá trị toàn cầu từ lắp ráp hạ nguồn (downstream) sang thiết kế và R&amp;D trung nguồn (mid-stream).</w:t>
       </w:r>
     </w:p>
     <w:p>
@@ -15789,7 +15789,7 @@
         <w:t xml:space="preserve">Rủi ro tập trung</w:t>
       </w:r>
       <w:r>
-        <w:t xml:space="preserve">: Wang, Huang và Hong (2024, IRFA) phân tích 80% mô hình rủi ro ngân hàng tại Trung Quốc phụ thuộc các nhà cung cấp công nghệ chi phối thị trường, cảnh báo cho lộ trình sản xuất thông minh.</w:t>
+        <w:t xml:space="preserve">: Wang et al. (2024, IRFA) phân tích 80% mô hình rủi ro ngân hàng tại Trung Quốc phụ thuộc các nhà cung cấp công nghệ chi phối thị trường, cảnh báo cho lộ trình sản xuất thông minh.</w:t>
       </w:r>
     </w:p>
     <w:bookmarkEnd w:id="61"/>
@@ -17395,7 +17395,7 @@
         <w:pStyle w:val="BodyText"/>
       </w:pPr>
       <w:r>
-        <w:t xml:space="preserve">Sáu phát hiện chính: (1) FDI dương mạnh ở SIDS (+0,222), FDI ngoại sinh là nguồn năng suất chủ đạo; (2) FDI âm tại Advanced (−0,113), doanh nghiệp FDI không có lợi thế tại thị trường trưởng thành; (3) FSTS dương tại Advanced (+0,113), xác nhận lý thuyết Uppsala; (4) TCI dương đồng đều SIDS và Advanced; (5) DAI âm tại Advanced (−0,129), Nghịch lý bão hòa số; (6) Đảo dấu cross-regime, thể chế điều tiết chiều hướng cơ chế (Xu, 2024).</w:t>
+        <w:t xml:space="preserve">Sáu phát hiện chính: (1) FDI dương mạnh ở SIDS (+0,222), FDI ngoại sinh là nguồn năng suất chủ đạo; (2) FDI âm tại Advanced (−0,113), doanh nghiệp FDI không có lợi thế tại thị trường trưởng thành; (3) FSTS dương tại Advanced (+0,113), xác nhận lý thuyết Uppsala; (4) TCI dương đồng đều SIDS và Advanced; (5) DAI âm tại Advanced (−0,129), Nghịch lý bão hòa số; (6) Đảo dấu xuyên chế độ thể chế (cross-regime), thể chế điều tiết chiều hướng cơ chế (Xu, 2024).</w:t>
       </w:r>
     </w:p>
     <w:p>
@@ -17844,7 +17844,7 @@
         <w:pStyle w:val="BodyText"/>
       </w:pPr>
       <w:r>
-        <w:t xml:space="preserve">Bốn quan sát: (a) EAP paradox, quản lý dẫn đầu toàn cầu nhưng ownership ceiling thấp hơn management ceiling 7,7 điểm; (b) MENA bottleneck, rào cản thể chế kép trong bối cảnh nhà nước tô (Beblawi, 1987); (c) 43/50 nền kinh tế có tỷ lệ nữ trong nhóm quản trị cấp cao cao hơn nữ sở hữu đa số; (d) hàm ý cho Chuyên đề 2: tương tác giới tính × FSTS dương tại Emerging qua kênh quan hệ (Hambrick &amp; Mason, 1984) nhưng không có ý nghĩa thống kê tại Advanced.</w:t>
+        <w:t xml:space="preserve">Bốn quan sát: (a) nghịch lý EAP, nữ quản lý dẫn đầu toàn cầu nhưng trần sở hữu (ownership ceiling) thấp hơn trần quản lý (management ceiling) 7,7 điểm; (b) điểm nghẽn MENA (bottleneck), rào cản thể chế kép trong bối cảnh nhà nước tô (Beblawi, 1987); (c) 43/50 nền kinh tế có tỷ lệ nữ trong nhóm quản trị cấp cao cao hơn nữ sở hữu đa số; (d) hàm ý cho Chuyên đề 2: tương tác giới tính × FSTS dương tại Emerging qua kênh quan hệ (Hambrick &amp; Mason, 1984) nhưng không có ý nghĩa thống kê tại Advanced.</w:t>
       </w:r>
     </w:p>
     <w:bookmarkEnd w:id="68"/>
@@ -18592,7 +18592,7 @@
         <w:t xml:space="preserve">(5) Bối cảnh thể chế là tầng điều kiện, không phải yếu tố nền</w:t>
       </w:r>
       <w:r>
-        <w:t xml:space="preserve">: Đảo dấu cross-regime không phải nhiễu mà là tín hiệu lý thuyết. Nghiên cứu kinh doanh quốc tế tương lai nên kiểm định hiệu ứng điều tiết theo nhóm ICRV trước khi báo cáo kích thước hiệu ứng trung bình.</w:t>
+        <w:t xml:space="preserve">: Đảo dấu xuyên chế độ thể chế không phải nhiễu mà là tín hiệu lý thuyết. Nghiên cứu kinh doanh quốc tế tương lai nên kiểm định hiệu ứng điều tiết theo nhóm ICRV trước khi báo cáo kích thước hiệu ứng trung bình.</w:t>
       </w:r>
     </w:p>
     <w:bookmarkEnd w:id="73"/>
@@ -18647,7 +18647,7 @@
         <w:t xml:space="preserve">(3) Winsorize trong cụm quốc gia × năm tốt hơn winsorize tổng thể</w:t>
       </w:r>
       <w:r>
-        <w:t xml:space="preserve">: Winsorize tổng thể bóp méo phân phối tại Frontier (độ lệch chuẩn log 2,18+). Winsorize trong cụm bảo tồn dị biệt cross-regime quan trọng về lý thuyết.</w:t>
+        <w:t xml:space="preserve">: Winsorize tổng thể bóp méo phân phối tại Frontier (độ lệch chuẩn log 2,18+). Winsorize trong cụm bảo tồn dị biệt xuyên chế độ thể chế quan trọng về lý thuyết.</w:t>
       </w:r>
     </w:p>
     <w:p>
@@ -18659,7 +18659,7 @@
           <w:bCs/>
           <w:b/>
         </w:rPr>
-        <w:t xml:space="preserve">(4) HC1 robust SE như chuẩn mực cho hồi quy đa quốc gia WBES</w:t>
+        <w:t xml:space="preserve">(4) Sai số chuẩn vững HC1 (robust SE) như chuẩn mực cho hồi quy đa quốc gia WBES</w:t>
       </w:r>
       <w:r>
         <w:t xml:space="preserve">: HC3 cần thiết cho mẫu con nhỏ (SIDS n &lt; 200). HC1 là cân bằng tốt giữa hiệu suất ước lượng và độ bền vững cho mẫu đầy đủ.</w:t>
@@ -18773,7 +18773,7 @@
         <w:t xml:space="preserve">KL4, Thể chế là biến điều tiết, không phải biến trung gian</w:t>
       </w:r>
       <w:r>
-        <w:t xml:space="preserve">: Gap de jure-de facto (Xu, 2024) giải thích đảo dấu FDI cross-regime. Chính sách nâng cao thể chế hiệu quả nhất khi song hành với nâng cấp TCI và DAI.</w:t>
+        <w:t xml:space="preserve">: Gap de jure-de facto (Xu, 2024) giải thích đảo dấu FDI xuyên chế độ thể chế. Chính sách nâng cao thể chế hiệu quả nhất khi song hành với nâng cấp TCI và DAI.</w:t>
       </w:r>
     </w:p>
     <w:p>
@@ -18803,7 +18803,7 @@
         <w:t xml:space="preserve">KL6, EAP dẫn đầu toàn cầu về nữ quản lý cấp cao (33,4%) nhưng khoảng cách sở hữu dai dẳng</w:t>
       </w:r>
       <w:r>
-        <w:t xml:space="preserve">: Trần kính ở lớp sở hữu chưa được phá vỡ dù management ceiling đang thu hẹp.</w:t>
+        <w:t xml:space="preserve">: Trần kính ở lớp sở hữu chưa được phá vỡ dù trần quản lý đang thu hẹp.</w:t>
       </w:r>
     </w:p>
     <w:p>
@@ -18882,7 +18882,7 @@
           <w:bCs/>
           <w:b/>
         </w:rPr>
-        <w:t xml:space="preserve">(1) Sequencing năng lực trước, nâng cấp TCI trước khi mở rộng FSTS</w:t>
+        <w:t xml:space="preserve">(1) Tuần tự hóa năng lực (sequencing) trước, nâng cấp TCI trước khi mở rộng FSTS</w:t>
       </w:r>
       <w:r>
         <w:t xml:space="preserve">: Hệ số TCI = 0,179 (nhân quả ước lượng biến công cụ, nghiên cứu Việt Nam) xác nhận: xuất khẩu chỉ tạo năng suất khi doanh nghiệp có năng lực công nghệ nền tảng. Chương trình hỗ trợ xuất khẩu cần song hành với nâng cấp TCI.</w:t>
@@ -18927,10 +18927,10 @@
           <w:bCs/>
           <w:b/>
         </w:rPr>
-        <w:t xml:space="preserve">(4) Tái định vị chuỗi giá trị toàn cầu: lắp ráp downstream sang thiết kế và R&amp;D mid-stream</w:t>
-      </w:r>
-      <w:r>
-        <w:t xml:space="preserve">: Việt Nam ở điểm uốn (39-46%). Trung Quốc R&amp;D 39,4% và điểm uốn cao hơn (47-49%) cho thấy: Sự chênh lệch điểm uốn giữa Trung Quốc (TP ~47-49%, Nhóm III) và Việt Nam (TP ~39-46%, Nhóm IV) phản ánh gradient ICRV, không phải gradient TCI. TCI nâng mặt bằng năng suất ở mọi mức FSTS (hiệu ứng level-shift) nhưng không trực tiếp quyết định vị trí điểm uốn, phân biệt hai cơ chế này là quan trọng cho hàm ý chính sách.</w:t>
+        <w:t xml:space="preserve">(4) Tái định vị chuỗi giá trị toàn cầu: lắp ráp hạ nguồn sang thiết kế và R&amp;D trung nguồn</w:t>
+      </w:r>
+      <w:r>
+        <w:t xml:space="preserve">: Việt Nam ở điểm uốn (39-46%). Trung Quốc R&amp;D 39,4% và điểm uốn cao hơn (47-49%) cho thấy: Sự chênh lệch điểm uốn giữa Trung Quốc (TP ~47-49%, Nhóm III) và Việt Nam (TP ~39-46%, Nhóm IV) phản ánh dải biến thiên (gradient) theo ICRV, không phải dải biến thiên theo TCI. TCI nâng mặt bằng năng suất ở mọi mức FSTS (hiệu ứng dịch chuyển mức, level-shift) nhưng không trực tiếp quyết định vị trí điểm uốn. Phân biệt hai cơ chế này có ý nghĩa cho hàm ý chính sách.</w:t>
       </w:r>
     </w:p>
     <w:p>
@@ -19181,7 +19181,7 @@
         <w:t xml:space="preserve">(2) Lọc mẫu</w:t>
       </w:r>
       <w:r>
-        <w:t xml:space="preserve">: Loại micro firms (&lt; 5 lao động) và doanh nghiệp nhà nước. Kết quả cần bền vững trong SME tư nhân (n</w:t>
+        <w:t xml:space="preserve">: Loại doanh nghiệp siêu nhỏ (micro firms, &lt; 5 lao động) và doanh nghiệp nhà nước. Kết quả cần bền vững trong SME tư nhân (n</w:t>
       </w:r>
       <w:r>
         <w:t xml:space="preserve"> </w:t>
@@ -19240,7 +19240,7 @@
           <w:bCs/>
           <w:b/>
         </w:rPr>
-        <w:t xml:space="preserve">(5) Placebo tests</w:t>
+        <w:t xml:space="preserve">(5) Kiểm định giả dược (placebo tests)</w:t>
       </w:r>
       <w:r>
         <w:t xml:space="preserve">: Thay FSTS + TCI bằng biến nhiễu. Kết quả chính không được có ý nghĩa thống kê.</w:t>
